--- a/t05_s4.docx
+++ b/t05_s4.docx
@@ -3,2168 +3,1698 @@
 <w:document xmlns:wpc="http://schemas.microsoft.com/office/word/2010/wordprocessingCanvas" xmlns:mo="http://schemas.microsoft.com/office/mac/office/2008/main" xmlns:mc="http://schemas.openxmlformats.org/markup-compatibility/2006" xmlns:mv="urn:schemas-microsoft-com:mac:vml" xmlns:o="urn:schemas-microsoft-com:office:office" xmlns:r="http://schemas.openxmlformats.org/officeDocument/2006/relationships" xmlns:m="http://schemas.openxmlformats.org/officeDocument/2006/math" xmlns:v="urn:schemas-microsoft-com:vml" xmlns:wp14="http://schemas.microsoft.com/office/word/2010/wordprocessingDrawing" xmlns:wp="http://schemas.openxmlformats.org/drawingml/2006/wordprocessingDrawing" xmlns:w10="urn:schemas-microsoft-com:office:word" xmlns:w="http://schemas.openxmlformats.org/wordprocessingml/2006/main" xmlns:w14="http://schemas.microsoft.com/office/word/2010/wordml" xmlns:wpg="http://schemas.microsoft.com/office/word/2010/wordprocessingGroup" xmlns:wpi="http://schemas.microsoft.com/office/word/2010/wordprocessingInk" xmlns:wne="http://schemas.microsoft.com/office/word/2006/wordml" xmlns:wps="http://schemas.microsoft.com/office/word/2010/wordprocessingShape" mc:Ignorable="w14 wp14">
   <w:body>
     <w:p>
-      <w:pPr>
-        <w:spacing w:after="20" w:before="120"/>
-      </w:pPr>
-      <w:r>
-        <w:rPr>
-          <w:b/>
-          <w:sz w:val="22"/>
-        </w:rPr>
-        <w:t>Question: Patient with Anorexia nervosa taking food correctly as per her diet plan, but there was no increase in weight observed. What will be nursing intervention for the above patient?</w:t>
-      </w:r>
-    </w:p>
-    <w:p>
-      <w:pPr>
-        <w:spacing w:after="0" w:before="0"/>
-      </w:pPr>
-      <w:r>
-        <w:rPr>
-          <w:b w:val="0"/>
-          <w:sz w:val="22"/>
-        </w:rPr>
-        <w:t>(a) Observe patient while taking meal and after up to 2 hours</w:t>
-      </w:r>
-    </w:p>
-    <w:p>
-      <w:pPr>
-        <w:spacing w:after="0" w:before="0"/>
-      </w:pPr>
-      <w:r>
-        <w:rPr>
-          <w:b w:val="0"/>
-          <w:sz w:val="22"/>
-        </w:rPr>
-        <w:t>(b) Increase calorie of food from 1500 to 2000</w:t>
-      </w:r>
-    </w:p>
-    <w:p>
-      <w:pPr>
-        <w:spacing w:after="0" w:before="0"/>
-      </w:pPr>
-      <w:r>
-        <w:rPr>
-          <w:b w:val="0"/>
-          <w:sz w:val="22"/>
-        </w:rPr>
-        <w:t>(c) Add vitamin tablet to her medications</w:t>
-      </w:r>
-    </w:p>
-    <w:p>
-      <w:pPr>
-        <w:spacing w:after="0" w:before="0"/>
-      </w:pPr>
-      <w:r>
-        <w:rPr>
-          <w:b w:val="0"/>
-          <w:sz w:val="22"/>
-        </w:rPr>
-        <w:t>(d) Engage them in other activities</w:t>
-      </w:r>
-    </w:p>
-    <w:p>
-      <w:pPr>
-        <w:spacing w:after="0" w:before="40"/>
-      </w:pPr>
-      <w:r>
-        <w:rPr>
-          <w:b/>
-          <w:sz w:val="22"/>
-        </w:rPr>
-        <w:t>Answer: a</w:t>
-      </w:r>
-    </w:p>
-    <w:p>
-      <w:pPr>
-        <w:spacing w:after="0" w:before="0"/>
-      </w:pPr>
-      <w:r>
-        <w:rPr>
-          <w:b w:val="0"/>
-          <w:sz w:val="21"/>
-        </w:rPr>
-        <w:t>Solution: For a patient with anorexia nervosa, the nurse should observe the patient during meals and afterwards to prevent food hiding and purging.</w:t>
-      </w:r>
-    </w:p>
-    <w:p>
-      <w:pPr>
-        <w:spacing w:after="0" w:before="0"/>
-      </w:pPr>
-      <w:r>
-        <w:rPr>
-          <w:b w:val="0"/>
-          <w:sz w:val="20"/>
-        </w:rPr>
-        <w:t>Positive Marks: 1</w:t>
-      </w:r>
-    </w:p>
-    <w:p>
-      <w:pPr>
-        <w:spacing w:after="160" w:before="0"/>
-      </w:pPr>
-      <w:r>
-        <w:rPr>
-          <w:b w:val="0"/>
-          <w:sz w:val="20"/>
-        </w:rPr>
-        <w:t>Negative Marks: 0.25</w:t>
-      </w:r>
-    </w:p>
-    <w:p>
-      <w:pPr>
-        <w:spacing w:after="20" w:before="120"/>
-      </w:pPr>
-      <w:r>
-        <w:rPr>
-          <w:b/>
-          <w:sz w:val="22"/>
-        </w:rPr>
-        <w:t>Question: Delirium tremens is most commonly associated with withdrawal from:</w:t>
-      </w:r>
-    </w:p>
-    <w:p>
-      <w:pPr>
-        <w:spacing w:after="0" w:before="0"/>
-      </w:pPr>
-      <w:r>
-        <w:rPr>
-          <w:b w:val="0"/>
-          <w:sz w:val="22"/>
-        </w:rPr>
-        <w:t>(a) Cocaine</w:t>
-      </w:r>
-    </w:p>
-    <w:p>
-      <w:pPr>
-        <w:spacing w:after="0" w:before="0"/>
-      </w:pPr>
-      <w:r>
-        <w:rPr>
-          <w:b w:val="0"/>
-          <w:sz w:val="22"/>
-        </w:rPr>
-        <w:t>(b) Opioids</w:t>
-      </w:r>
-    </w:p>
-    <w:p>
-      <w:pPr>
-        <w:spacing w:after="0" w:before="0"/>
-      </w:pPr>
-      <w:r>
-        <w:rPr>
-          <w:b w:val="0"/>
-          <w:sz w:val="22"/>
-        </w:rPr>
-        <w:t>(c) Benzodiazepines</w:t>
-      </w:r>
-    </w:p>
-    <w:p>
-      <w:pPr>
-        <w:spacing w:after="0" w:before="0"/>
-      </w:pPr>
-      <w:r>
-        <w:rPr>
-          <w:b w:val="0"/>
-          <w:sz w:val="22"/>
-        </w:rPr>
-        <w:t>(d) Alcohol</w:t>
-      </w:r>
-    </w:p>
-    <w:p>
-      <w:pPr>
-        <w:spacing w:after="0" w:before="40"/>
-      </w:pPr>
-      <w:r>
-        <w:rPr>
-          <w:b/>
-          <w:sz w:val="22"/>
-        </w:rPr>
-        <w:t>Answer: d</w:t>
-      </w:r>
-    </w:p>
-    <w:p>
-      <w:pPr>
-        <w:spacing w:after="0" w:before="0"/>
-      </w:pPr>
-      <w:r>
-        <w:rPr>
-          <w:b w:val="0"/>
-          <w:sz w:val="21"/>
-        </w:rPr>
-        <w:t>Solution: Delirium tremens is a severe complication of alcohol withdrawal, with confusion, tremor and hallucinations.</w:t>
-      </w:r>
-    </w:p>
-    <w:p>
-      <w:pPr>
-        <w:spacing w:after="0" w:before="0"/>
-      </w:pPr>
-      <w:r>
-        <w:rPr>
-          <w:b w:val="0"/>
-          <w:sz w:val="20"/>
-        </w:rPr>
-        <w:t>Positive Marks: 1</w:t>
-      </w:r>
-    </w:p>
-    <w:p>
-      <w:pPr>
-        <w:spacing w:after="160" w:before="0"/>
-      </w:pPr>
-      <w:r>
-        <w:rPr>
-          <w:b w:val="0"/>
-          <w:sz w:val="20"/>
-        </w:rPr>
-        <w:t>Negative Marks: 0.25</w:t>
-      </w:r>
-    </w:p>
-    <w:p>
-      <w:pPr>
-        <w:spacing w:after="20" w:before="120"/>
-      </w:pPr>
-      <w:r>
-        <w:rPr>
-          <w:b/>
-          <w:sz w:val="22"/>
-        </w:rPr>
-        <w:t>Question: Which is the most appropriate method to assess the pulse in a newborn?</w:t>
-      </w:r>
-    </w:p>
-    <w:p>
-      <w:pPr>
-        <w:spacing w:after="0" w:before="0"/>
-      </w:pPr>
-      <w:r>
-        <w:rPr>
-          <w:b w:val="0"/>
-          <w:sz w:val="22"/>
-        </w:rPr>
-        <w:t>(a) Assessing the radial pulse for 15 sec then multiply by 4</w:t>
-      </w:r>
-    </w:p>
-    <w:p>
-      <w:pPr>
-        <w:spacing w:after="0" w:before="0"/>
-      </w:pPr>
-      <w:r>
-        <w:rPr>
-          <w:b w:val="0"/>
-          <w:sz w:val="22"/>
-        </w:rPr>
-        <w:t>(b) Assessing the brachial pulse for full 1 minute</w:t>
-      </w:r>
-    </w:p>
-    <w:p>
-      <w:pPr>
-        <w:spacing w:after="0" w:before="0"/>
-      </w:pPr>
-      <w:r>
-        <w:rPr>
-          <w:b w:val="0"/>
-          <w:sz w:val="22"/>
-        </w:rPr>
-        <w:t>(c) Assessing the apical pulse for full 1 minute by stethoscope</w:t>
-      </w:r>
-    </w:p>
-    <w:p>
-      <w:pPr>
-        <w:spacing w:after="0" w:before="0"/>
-      </w:pPr>
-      <w:r>
-        <w:rPr>
-          <w:b w:val="0"/>
-          <w:sz w:val="22"/>
-        </w:rPr>
-        <w:t>(d) Assessing radial pulse for full 1 minute by stethoscope</w:t>
-      </w:r>
-    </w:p>
-    <w:p>
-      <w:pPr>
-        <w:spacing w:after="0" w:before="40"/>
-      </w:pPr>
-      <w:r>
-        <w:rPr>
-          <w:b/>
-          <w:sz w:val="22"/>
-        </w:rPr>
-        <w:t>Answer: a</w:t>
-      </w:r>
-    </w:p>
-    <w:p>
-      <w:pPr>
-        <w:spacing w:after="0" w:before="0"/>
-      </w:pPr>
-      <w:r>
-        <w:rPr>
-          <w:b w:val="0"/>
-          <w:sz w:val="21"/>
-        </w:rPr>
-        <w:t>Solution: The most appropriate method to assess the pulse in a newborn is by assessing the apical pulse for a full 1 minute using a stethoscope. This method is preferred over the use of peripheral pulses like brachial or radial pulses. Newborns have a faster heart rate than adults and their peripheral pulses can be difficult to palpate accurately due to their small size and movements. Therefore, auscultating the apical pulse with a stethoscope for a full minute provides a more accurate measurement.</w:t>
-      </w:r>
-    </w:p>
-    <w:p>
-      <w:pPr>
-        <w:spacing w:after="0" w:before="0"/>
-      </w:pPr>
-      <w:r>
-        <w:rPr>
-          <w:b w:val="0"/>
-          <w:sz w:val="20"/>
-        </w:rPr>
-        <w:t>Positive Marks: 1</w:t>
-      </w:r>
-    </w:p>
-    <w:p>
-      <w:pPr>
-        <w:spacing w:after="160" w:before="0"/>
-      </w:pPr>
-      <w:r>
-        <w:rPr>
-          <w:b w:val="0"/>
-          <w:sz w:val="20"/>
-        </w:rPr>
-        <w:t>Negative Marks: 0.25</w:t>
-      </w:r>
-    </w:p>
-    <w:p>
-      <w:pPr>
-        <w:spacing w:after="20" w:before="120"/>
-      </w:pPr>
-      <w:r>
-        <w:rPr>
-          <w:b/>
-          <w:sz w:val="22"/>
-        </w:rPr>
-        <w:t>Question: During family planning counseling, which method offers the most reliable protection against BOTH pregnancy and sexually transmitted infections?</w:t>
-      </w:r>
-    </w:p>
-    <w:p>
-      <w:pPr>
-        <w:spacing w:after="0" w:before="0"/>
-      </w:pPr>
-      <w:r>
-        <w:rPr>
-          <w:b w:val="0"/>
-          <w:sz w:val="22"/>
-        </w:rPr>
-        <w:t>(a) Intrauterine contraceptive device</w:t>
-      </w:r>
-    </w:p>
-    <w:p>
-      <w:pPr>
-        <w:spacing w:after="0" w:before="0"/>
-      </w:pPr>
-      <w:r>
-        <w:rPr>
-          <w:b w:val="0"/>
-          <w:sz w:val="22"/>
-        </w:rPr>
-        <w:t>(b) Coitus interruptus (withdrawal)</w:t>
-      </w:r>
-    </w:p>
-    <w:p>
-      <w:pPr>
-        <w:spacing w:after="0" w:before="0"/>
-      </w:pPr>
-      <w:r>
-        <w:rPr>
-          <w:b w:val="0"/>
-          <w:sz w:val="22"/>
-        </w:rPr>
-        <w:t>(c) Male condom</w:t>
-      </w:r>
-    </w:p>
-    <w:p>
-      <w:pPr>
-        <w:spacing w:after="0" w:before="0"/>
-      </w:pPr>
-      <w:r>
-        <w:rPr>
-          <w:b w:val="0"/>
-          <w:sz w:val="22"/>
-        </w:rPr>
-        <w:t>(d) Oral contraceptive pills</w:t>
-      </w:r>
-    </w:p>
-    <w:p>
-      <w:pPr>
-        <w:spacing w:after="0" w:before="40"/>
-      </w:pPr>
-      <w:r>
-        <w:rPr>
-          <w:b/>
-          <w:sz w:val="22"/>
-        </w:rPr>
-        <w:t>Answer: c</w:t>
-      </w:r>
-    </w:p>
-    <w:p>
-      <w:pPr>
-        <w:spacing w:after="0" w:before="0"/>
-      </w:pPr>
-      <w:r>
-        <w:rPr>
-          <w:b w:val="0"/>
-          <w:sz w:val="21"/>
-        </w:rPr>
-        <w:t>Solution: Barrier methods, especially the male condom, are the only widely available methods that protect against both pregnancy and STIs when used consistently.</w:t>
-      </w:r>
-    </w:p>
-    <w:p>
-      <w:pPr>
-        <w:spacing w:after="0" w:before="0"/>
-      </w:pPr>
-      <w:r>
-        <w:rPr>
-          <w:b w:val="0"/>
-          <w:sz w:val="20"/>
-        </w:rPr>
-        <w:t>Positive Marks: 1</w:t>
-      </w:r>
-    </w:p>
-    <w:p>
-      <w:pPr>
-        <w:spacing w:after="160" w:before="0"/>
-      </w:pPr>
-      <w:r>
-        <w:rPr>
-          <w:b w:val="0"/>
-          <w:sz w:val="20"/>
-        </w:rPr>
-        <w:t>Negative Marks: 0.25</w:t>
-      </w:r>
-    </w:p>
-    <w:p>
-      <w:pPr>
-        <w:spacing w:after="20" w:before="120"/>
-      </w:pPr>
-      <w:r>
-        <w:rPr>
-          <w:b/>
-          <w:sz w:val="22"/>
-        </w:rPr>
-        <w:t>Question: Which of the following food should be avoided when the patient is on MAOI?</w:t>
-      </w:r>
-    </w:p>
-    <w:p>
-      <w:pPr>
-        <w:spacing w:after="0" w:before="0"/>
-      </w:pPr>
-      <w:r>
-        <w:rPr>
-          <w:b w:val="0"/>
-          <w:sz w:val="22"/>
-        </w:rPr>
-        <w:t>(a) Tyramine containing food</w:t>
-      </w:r>
-    </w:p>
-    <w:p>
-      <w:pPr>
-        <w:spacing w:after="0" w:before="0"/>
-      </w:pPr>
-      <w:r>
-        <w:rPr>
-          <w:b w:val="0"/>
-          <w:sz w:val="22"/>
-        </w:rPr>
-        <w:t>(b) Gluten rich food</w:t>
-      </w:r>
-    </w:p>
-    <w:p>
-      <w:pPr>
-        <w:spacing w:after="0" w:before="0"/>
-      </w:pPr>
-      <w:r>
-        <w:rPr>
-          <w:b w:val="0"/>
-          <w:sz w:val="22"/>
-        </w:rPr>
-        <w:t>(c) Alanine containing food</w:t>
-      </w:r>
-    </w:p>
-    <w:p>
-      <w:pPr>
-        <w:spacing w:after="0" w:before="0"/>
-      </w:pPr>
-      <w:r>
-        <w:rPr>
-          <w:b w:val="0"/>
-          <w:sz w:val="22"/>
-        </w:rPr>
-        <w:t>(d) Calcium rich food</w:t>
-      </w:r>
-    </w:p>
-    <w:p>
-      <w:pPr>
-        <w:spacing w:after="0" w:before="40"/>
-      </w:pPr>
-      <w:r>
-        <w:rPr>
-          <w:b/>
-          <w:sz w:val="22"/>
-        </w:rPr>
-        <w:t>Answer: a</w:t>
-      </w:r>
-    </w:p>
-    <w:p>
-      <w:pPr>
-        <w:spacing w:after="0" w:before="0"/>
-      </w:pPr>
-      <w:r>
-        <w:rPr>
-          <w:b w:val="0"/>
-          <w:sz w:val="21"/>
-        </w:rPr>
-        <w:t>Solution: Patients on MAO inhibitors must avoid tyramine-containing foods (aged cheese, cured meats, fermented foods) to prevent hypertensive crisis.</w:t>
-      </w:r>
-    </w:p>
-    <w:p>
-      <w:pPr>
-        <w:spacing w:after="0" w:before="0"/>
-      </w:pPr>
-      <w:r>
-        <w:rPr>
-          <w:b w:val="0"/>
-          <w:sz w:val="20"/>
-        </w:rPr>
-        <w:t>Positive Marks: 1</w:t>
-      </w:r>
-    </w:p>
-    <w:p>
-      <w:pPr>
-        <w:spacing w:after="160" w:before="0"/>
-      </w:pPr>
-      <w:r>
-        <w:rPr>
-          <w:b w:val="0"/>
-          <w:sz w:val="20"/>
-        </w:rPr>
-        <w:t>Negative Marks: 0.25</w:t>
-      </w:r>
-    </w:p>
-    <w:p>
-      <w:pPr>
-        <w:spacing w:after="20" w:before="120"/>
-      </w:pPr>
-      <w:r>
-        <w:rPr>
-          <w:b/>
-          <w:sz w:val="22"/>
-        </w:rPr>
-        <w:t>Question: The nurse notes that a client's abdominal wound has dehisced and bowel is protruding. What should the nurse do FIRST?</w:t>
-      </w:r>
-    </w:p>
-    <w:p>
-      <w:pPr>
-        <w:spacing w:after="0" w:before="0"/>
-      </w:pPr>
-      <w:r>
-        <w:rPr>
-          <w:b w:val="0"/>
-          <w:sz w:val="22"/>
-        </w:rPr>
-        <w:t>(a) Apply a dry sterile dressing</w:t>
-      </w:r>
-    </w:p>
-    <w:p>
-      <w:pPr>
-        <w:spacing w:after="0" w:before="0"/>
-      </w:pPr>
-      <w:r>
-        <w:rPr>
-          <w:b w:val="0"/>
-          <w:sz w:val="22"/>
-        </w:rPr>
-        <w:t>(b) Cover the wound with sterile saline-soaked dressings</w:t>
-      </w:r>
-    </w:p>
-    <w:p>
-      <w:pPr>
-        <w:spacing w:after="0" w:before="0"/>
-      </w:pPr>
-      <w:r>
-        <w:rPr>
-          <w:b w:val="0"/>
-          <w:sz w:val="22"/>
-        </w:rPr>
-        <w:t>(c) Gently push the bowel back into the abdomen</w:t>
-      </w:r>
-    </w:p>
-    <w:p>
-      <w:pPr>
-        <w:spacing w:after="0" w:before="0"/>
-      </w:pPr>
-      <w:r>
-        <w:rPr>
-          <w:b w:val="0"/>
-          <w:sz w:val="22"/>
-        </w:rPr>
-        <w:t>(d) Place the client flat and wait for the surgeon</w:t>
-      </w:r>
-    </w:p>
-    <w:p>
-      <w:pPr>
-        <w:spacing w:after="0" w:before="40"/>
-      </w:pPr>
-      <w:r>
-        <w:rPr>
-          <w:b/>
-          <w:sz w:val="22"/>
-        </w:rPr>
-        <w:t>Answer: b</w:t>
-      </w:r>
-    </w:p>
-    <w:p>
-      <w:pPr>
-        <w:spacing w:after="0" w:before="0"/>
-      </w:pPr>
-      <w:r>
-        <w:rPr>
-          <w:b w:val="0"/>
-          <w:sz w:val="21"/>
-        </w:rPr>
-        <w:t>Solution: Eviscerated bowel must be kept moist with sterile saline-soaked gauze to prevent drying and necrosis; it is never pushed back, and the surgeon is notified immediately.</w:t>
-      </w:r>
-    </w:p>
-    <w:p>
-      <w:pPr>
-        <w:spacing w:after="0" w:before="0"/>
-      </w:pPr>
-      <w:r>
-        <w:rPr>
-          <w:b w:val="0"/>
-          <w:sz w:val="20"/>
-        </w:rPr>
-        <w:t>Positive Marks: 1</w:t>
-      </w:r>
-    </w:p>
-    <w:p>
-      <w:pPr>
-        <w:spacing w:after="160" w:before="0"/>
-      </w:pPr>
-      <w:r>
-        <w:rPr>
-          <w:b w:val="0"/>
-          <w:sz w:val="20"/>
-        </w:rPr>
-        <w:t>Negative Marks: 0.25</w:t>
-      </w:r>
-    </w:p>
-    <w:p>
-      <w:pPr>
-        <w:spacing w:after="20" w:before="120"/>
-      </w:pPr>
-      <w:r>
-        <w:rPr>
-          <w:b/>
-          <w:sz w:val="22"/>
-        </w:rPr>
-        <w:t>Question: Which needle is most appropriate for a subcutaneous injection?</w:t>
-      </w:r>
-    </w:p>
-    <w:p>
-      <w:pPr>
-        <w:spacing w:after="0" w:before="0"/>
-      </w:pPr>
-      <w:r>
-        <w:rPr>
-          <w:b w:val="0"/>
-          <w:sz w:val="22"/>
-        </w:rPr>
-        <w:t>(a) 22 gauge, 1½ inch</w:t>
-      </w:r>
-    </w:p>
-    <w:p>
-      <w:pPr>
-        <w:spacing w:after="0" w:before="0"/>
-      </w:pPr>
-      <w:r>
-        <w:rPr>
-          <w:b w:val="0"/>
-          <w:sz w:val="22"/>
-        </w:rPr>
-        <w:t>(b) 18-20 gauge, 1½ inch</w:t>
-      </w:r>
-    </w:p>
-    <w:p>
-      <w:pPr>
-        <w:spacing w:after="0" w:before="0"/>
-      </w:pPr>
-      <w:r>
-        <w:rPr>
-          <w:b w:val="0"/>
-          <w:sz w:val="22"/>
-        </w:rPr>
-        <w:t>(c) 14-16 gauge, 2 inch</w:t>
-      </w:r>
-    </w:p>
-    <w:p>
-      <w:pPr>
-        <w:spacing w:after="0" w:before="0"/>
-      </w:pPr>
-      <w:r>
-        <w:rPr>
-          <w:b w:val="0"/>
-          <w:sz w:val="22"/>
-        </w:rPr>
-        <w:t>(d) 25-27 gauge, 5/8 inch</w:t>
-      </w:r>
-    </w:p>
-    <w:p>
-      <w:pPr>
-        <w:spacing w:after="0" w:before="40"/>
-      </w:pPr>
-      <w:r>
-        <w:rPr>
-          <w:b/>
-          <w:sz w:val="22"/>
-        </w:rPr>
-        <w:t>Answer: d</w:t>
-      </w:r>
-    </w:p>
-    <w:p>
-      <w:pPr>
-        <w:spacing w:after="0" w:before="0"/>
-      </w:pPr>
-      <w:r>
-        <w:rPr>
-          <w:b w:val="0"/>
-          <w:sz w:val="21"/>
-        </w:rPr>
-        <w:t>Solution: Subcutaneous injections use a short, fine needle (25-27 gauge, ⅝ inch) to deposit medication into the subcutaneous layer at a 45° angle.</w:t>
-      </w:r>
-    </w:p>
-    <w:p>
-      <w:pPr>
-        <w:spacing w:after="0" w:before="0"/>
-      </w:pPr>
-      <w:r>
-        <w:rPr>
-          <w:b w:val="0"/>
-          <w:sz w:val="20"/>
-        </w:rPr>
-        <w:t>Positive Marks: 1</w:t>
-      </w:r>
-    </w:p>
-    <w:p>
-      <w:pPr>
-        <w:spacing w:after="160" w:before="0"/>
-      </w:pPr>
-      <w:r>
-        <w:rPr>
-          <w:b w:val="0"/>
-          <w:sz w:val="20"/>
-        </w:rPr>
-        <w:t>Negative Marks: 0.25</w:t>
-      </w:r>
-    </w:p>
-    <w:p>
-      <w:pPr>
-        <w:spacing w:after="20" w:before="120"/>
-      </w:pPr>
-      <w:r>
-        <w:rPr>
-          <w:b/>
-          <w:sz w:val="22"/>
-        </w:rPr>
-        <w:t>Question: A patient presenting the signs and symptoms of persecution, suspiciousness, lack of insight may be having?</w:t>
-      </w:r>
-    </w:p>
-    <w:p>
-      <w:pPr>
-        <w:spacing w:after="0" w:before="0"/>
-      </w:pPr>
-      <w:r>
-        <w:rPr>
-          <w:b w:val="0"/>
-          <w:sz w:val="22"/>
-        </w:rPr>
-        <w:t>(a) Paranoid Schizophrenia</w:t>
-      </w:r>
-    </w:p>
-    <w:p>
-      <w:pPr>
-        <w:spacing w:after="0" w:before="0"/>
-      </w:pPr>
-      <w:r>
-        <w:rPr>
-          <w:b w:val="0"/>
-          <w:sz w:val="22"/>
-        </w:rPr>
-        <w:t>(b) Simple Schizophrenia</w:t>
-      </w:r>
-    </w:p>
-    <w:p>
-      <w:pPr>
-        <w:spacing w:after="0" w:before="0"/>
-      </w:pPr>
-      <w:r>
-        <w:rPr>
-          <w:b w:val="0"/>
-          <w:sz w:val="22"/>
-        </w:rPr>
-        <w:t>(c) Hebephrenic Schizophrenia</w:t>
-      </w:r>
-    </w:p>
-    <w:p>
-      <w:pPr>
-        <w:spacing w:after="0" w:before="0"/>
-      </w:pPr>
-      <w:r>
-        <w:rPr>
-          <w:b w:val="0"/>
-          <w:sz w:val="22"/>
-        </w:rPr>
-        <w:t>(d) Undifferentiated Schizophrenia</w:t>
-      </w:r>
-    </w:p>
-    <w:p>
-      <w:pPr>
-        <w:spacing w:after="0" w:before="40"/>
-      </w:pPr>
-      <w:r>
-        <w:rPr>
-          <w:b/>
-          <w:sz w:val="22"/>
-        </w:rPr>
-        <w:t>Answer: a</w:t>
-      </w:r>
-    </w:p>
-    <w:p>
-      <w:pPr>
-        <w:spacing w:after="0" w:before="0"/>
-      </w:pPr>
-      <w:r>
-        <w:rPr>
-          <w:b w:val="0"/>
-          <w:sz w:val="21"/>
-        </w:rPr>
-        <w:t>Solution: Paranoid schizophrenia is characterized by persecutory delusions, marked suspiciousness and lack of insight, with relatively preserved cognition and affect.</w:t>
-      </w:r>
-    </w:p>
-    <w:p>
-      <w:pPr>
-        <w:spacing w:after="0" w:before="0"/>
-      </w:pPr>
-      <w:r>
-        <w:rPr>
-          <w:b w:val="0"/>
-          <w:sz w:val="20"/>
-        </w:rPr>
-        <w:t>Positive Marks: 1</w:t>
-      </w:r>
-    </w:p>
-    <w:p>
-      <w:pPr>
-        <w:spacing w:after="160" w:before="0"/>
-      </w:pPr>
-      <w:r>
-        <w:rPr>
-          <w:b w:val="0"/>
-          <w:sz w:val="20"/>
-        </w:rPr>
-        <w:t>Negative Marks: 0.25</w:t>
-      </w:r>
-    </w:p>
-    <w:p>
-      <w:pPr>
-        <w:spacing w:after="20" w:before="120"/>
-      </w:pPr>
-      <w:r>
-        <w:rPr>
-          <w:b/>
-          <w:sz w:val="22"/>
-        </w:rPr>
-        <w:t>Question: What should be the immediate action in cases of severe bleeding?</w:t>
-      </w:r>
-    </w:p>
-    <w:p>
-      <w:pPr>
-        <w:spacing w:after="0" w:before="0"/>
-      </w:pPr>
-      <w:r>
-        <w:rPr>
-          <w:b w:val="0"/>
-          <w:sz w:val="22"/>
-        </w:rPr>
-        <w:t>(a) cover it with a pad of soft material</w:t>
-      </w:r>
-    </w:p>
-    <w:p>
-      <w:pPr>
-        <w:spacing w:after="0" w:before="0"/>
-      </w:pPr>
-      <w:r>
-        <w:rPr>
-          <w:b w:val="0"/>
-          <w:sz w:val="22"/>
-        </w:rPr>
-        <w:t>(b) put a dressing over the wound</w:t>
-      </w:r>
-    </w:p>
-    <w:p>
-      <w:pPr>
-        <w:spacing w:after="0" w:before="0"/>
-      </w:pPr>
-      <w:r>
-        <w:rPr>
-          <w:b w:val="0"/>
-          <w:sz w:val="22"/>
-        </w:rPr>
-        <w:t>(c) call for medical assistance</w:t>
-      </w:r>
-    </w:p>
-    <w:p>
-      <w:pPr>
-        <w:spacing w:after="0" w:before="0"/>
-      </w:pPr>
-      <w:r>
-        <w:rPr>
-          <w:b w:val="0"/>
-          <w:sz w:val="22"/>
-        </w:rPr>
-        <w:t>(d) apply pressure to the wound</w:t>
-      </w:r>
-    </w:p>
-    <w:p>
-      <w:pPr>
-        <w:spacing w:after="0" w:before="40"/>
-      </w:pPr>
-      <w:r>
-        <w:rPr>
-          <w:b/>
-          <w:sz w:val="22"/>
-        </w:rPr>
-        <w:t>Answer: d</w:t>
-      </w:r>
-    </w:p>
-    <w:p>
-      <w:pPr>
-        <w:spacing w:after="0" w:before="0"/>
-      </w:pPr>
-      <w:r>
-        <w:rPr>
-          <w:b w:val="0"/>
-          <w:sz w:val="21"/>
-        </w:rPr>
-        <w:t>Solution: The immediate action in severe bleeding is to apply firm direct pressure over the wound.</w:t>
-      </w:r>
-    </w:p>
-    <w:p>
-      <w:pPr>
-        <w:spacing w:after="0" w:before="0"/>
-      </w:pPr>
-      <w:r>
-        <w:rPr>
-          <w:b w:val="0"/>
-          <w:sz w:val="20"/>
-        </w:rPr>
-        <w:t>Positive Marks: 1</w:t>
-      </w:r>
-    </w:p>
-    <w:p>
-      <w:pPr>
-        <w:spacing w:after="160" w:before="0"/>
-      </w:pPr>
-      <w:r>
-        <w:rPr>
-          <w:b w:val="0"/>
-          <w:sz w:val="20"/>
-        </w:rPr>
-        <w:t>Negative Marks: 0.25</w:t>
-      </w:r>
-    </w:p>
-    <w:p>
-      <w:pPr>
-        <w:spacing w:after="20" w:before="120"/>
-      </w:pPr>
-      <w:r>
-        <w:rPr>
-          <w:b/>
-          <w:sz w:val="22"/>
-        </w:rPr>
-        <w:t>Question: A Type I error is defined as?</w:t>
-      </w:r>
-    </w:p>
-    <w:p>
-      <w:pPr>
-        <w:spacing w:after="0" w:before="0"/>
-      </w:pPr>
-      <w:r>
-        <w:rPr>
-          <w:b w:val="0"/>
-          <w:sz w:val="22"/>
-        </w:rPr>
-        <w:t>(a) Failing to reject a false null hypothesis</w:t>
-      </w:r>
-    </w:p>
-    <w:p>
-      <w:pPr>
-        <w:spacing w:after="0" w:before="0"/>
-      </w:pPr>
-      <w:r>
-        <w:rPr>
-          <w:b w:val="0"/>
-          <w:sz w:val="22"/>
-        </w:rPr>
-        <w:t>(b) Rejecting a false null hypothesis</w:t>
-      </w:r>
-    </w:p>
-    <w:p>
-      <w:pPr>
-        <w:spacing w:after="0" w:before="0"/>
-      </w:pPr>
-      <w:r>
-        <w:rPr>
-          <w:b w:val="0"/>
-          <w:sz w:val="22"/>
-        </w:rPr>
-        <w:t>(c) Rejecting a null hypothesis when it is in fact true</w:t>
-      </w:r>
-    </w:p>
-    <w:p>
-      <w:pPr>
-        <w:spacing w:after="0" w:before="0"/>
-      </w:pPr>
-      <w:r>
-        <w:rPr>
-          <w:b w:val="0"/>
-          <w:sz w:val="22"/>
-        </w:rPr>
-        <w:t>(d) Failing to reject a true null hypothesis</w:t>
-      </w:r>
-    </w:p>
-    <w:p>
-      <w:pPr>
-        <w:spacing w:after="0" w:before="40"/>
-      </w:pPr>
-      <w:r>
-        <w:rPr>
-          <w:b/>
-          <w:sz w:val="22"/>
-        </w:rPr>
-        <w:t>Answer: c</w:t>
-      </w:r>
-    </w:p>
-    <w:p>
-      <w:pPr>
-        <w:spacing w:after="0" w:before="0"/>
-      </w:pPr>
-      <w:r>
-        <w:rPr>
-          <w:b w:val="0"/>
-          <w:sz w:val="21"/>
-        </w:rPr>
-        <w:t>Solution: Also known as a false positive, occurs when a null hypothesis is rejected even though it is true. In other words, it is the error of concluding that there is a significant effect or relationship between variables when there is actually no such effect or relationship.</w:t>
-      </w:r>
-    </w:p>
-    <w:p>
-      <w:pPr>
-        <w:spacing w:after="0" w:before="0"/>
-      </w:pPr>
-      <w:r>
-        <w:rPr>
-          <w:b w:val="0"/>
-          <w:sz w:val="20"/>
-        </w:rPr>
-        <w:t>Positive Marks: 1</w:t>
-      </w:r>
-    </w:p>
-    <w:p>
-      <w:pPr>
-        <w:spacing w:after="160" w:before="0"/>
-      </w:pPr>
-      <w:r>
-        <w:rPr>
-          <w:b w:val="0"/>
-          <w:sz w:val="20"/>
-        </w:rPr>
-        <w:t>Negative Marks: 0.25</w:t>
-      </w:r>
-    </w:p>
-    <w:p>
-      <w:pPr>
-        <w:spacing w:after="20" w:before="120"/>
-      </w:pPr>
-      <w:r>
-        <w:rPr>
-          <w:b/>
-          <w:sz w:val="22"/>
-        </w:rPr>
-        <w:t>Question: Which of the following behaviouaral theraphy is effective in treating patient with OCD?</w:t>
-      </w:r>
-    </w:p>
-    <w:p>
-      <w:pPr>
-        <w:spacing w:after="0" w:before="0"/>
-      </w:pPr>
-      <w:r>
-        <w:rPr>
-          <w:b w:val="0"/>
-          <w:sz w:val="22"/>
-        </w:rPr>
-        <w:t>(a) Aversion theraphy</w:t>
-      </w:r>
-    </w:p>
-    <w:p>
-      <w:pPr>
-        <w:spacing w:after="0" w:before="0"/>
-      </w:pPr>
-      <w:r>
-        <w:rPr>
-          <w:b w:val="0"/>
-          <w:sz w:val="22"/>
-        </w:rPr>
-        <w:t>(b) Cognitive behavioural</w:t>
-      </w:r>
-    </w:p>
-    <w:p>
-      <w:pPr>
-        <w:spacing w:after="0" w:before="0"/>
-      </w:pPr>
-      <w:r>
-        <w:rPr>
-          <w:b w:val="0"/>
-          <w:sz w:val="22"/>
-        </w:rPr>
-        <w:t>(c) Psychodynamic</w:t>
-      </w:r>
-    </w:p>
-    <w:p>
-      <w:pPr>
-        <w:spacing w:after="0" w:before="0"/>
-      </w:pPr>
-      <w:r>
-        <w:rPr>
-          <w:b w:val="0"/>
-          <w:sz w:val="22"/>
-        </w:rPr>
-        <w:t>(d) Exposure and response prevention</w:t>
-      </w:r>
-    </w:p>
-    <w:p>
-      <w:pPr>
-        <w:spacing w:after="0" w:before="40"/>
-      </w:pPr>
-      <w:r>
-        <w:rPr>
-          <w:b/>
-          <w:sz w:val="22"/>
-        </w:rPr>
-        <w:t>Answer: d</w:t>
-      </w:r>
-    </w:p>
-    <w:p>
-      <w:pPr>
-        <w:spacing w:after="0" w:before="0"/>
-      </w:pPr>
-      <w:r>
-        <w:rPr>
-          <w:b w:val="0"/>
-          <w:sz w:val="21"/>
-        </w:rPr>
-        <w:t>Solution: Exposure and response prevention (ERP) is the behaviour therapy of choice for obsessive-compulsive disorder.</w:t>
-      </w:r>
-    </w:p>
-    <w:p>
-      <w:pPr>
-        <w:spacing w:after="0" w:before="0"/>
-      </w:pPr>
-      <w:r>
-        <w:rPr>
-          <w:b w:val="0"/>
-          <w:sz w:val="20"/>
-        </w:rPr>
-        <w:t>Positive Marks: 1</w:t>
-      </w:r>
-    </w:p>
-    <w:p>
-      <w:pPr>
-        <w:spacing w:after="160" w:before="0"/>
-      </w:pPr>
-      <w:r>
-        <w:rPr>
-          <w:b w:val="0"/>
-          <w:sz w:val="20"/>
-        </w:rPr>
-        <w:t>Negative Marks: 0.25</w:t>
-      </w:r>
-    </w:p>
-    <w:p>
-      <w:pPr>
-        <w:spacing w:after="20" w:before="120"/>
-      </w:pPr>
-      <w:r>
-        <w:rPr>
-          <w:b/>
-          <w:sz w:val="22"/>
-        </w:rPr>
-        <w:t>Question: Which psychiatric medication lowers the seizure threshold and requires seizure precautions?</w:t>
-      </w:r>
-    </w:p>
-    <w:p>
-      <w:pPr>
-        <w:spacing w:after="0" w:before="0"/>
-      </w:pPr>
-      <w:r>
-        <w:rPr>
-          <w:b w:val="0"/>
-          <w:sz w:val="22"/>
-        </w:rPr>
-        <w:t>(a) Benzodiazepines</w:t>
-      </w:r>
-    </w:p>
-    <w:p>
-      <w:pPr>
-        <w:spacing w:after="0" w:before="0"/>
-      </w:pPr>
-      <w:r>
-        <w:rPr>
-          <w:b w:val="0"/>
-          <w:sz w:val="22"/>
-        </w:rPr>
-        <w:t>(b) Barbiturates</w:t>
-      </w:r>
-    </w:p>
-    <w:p>
-      <w:pPr>
-        <w:spacing w:after="0" w:before="0"/>
-      </w:pPr>
-      <w:r>
-        <w:rPr>
-          <w:b w:val="0"/>
-          <w:sz w:val="22"/>
-        </w:rPr>
-        <w:t>(c) Lithium</w:t>
-      </w:r>
-    </w:p>
-    <w:p>
-      <w:pPr>
-        <w:spacing w:after="0" w:before="0"/>
-      </w:pPr>
-      <w:r>
-        <w:rPr>
-          <w:b w:val="0"/>
-          <w:sz w:val="22"/>
-        </w:rPr>
-        <w:t>(d) Anticonvulsants</w:t>
-      </w:r>
-    </w:p>
-    <w:p>
-      <w:pPr>
-        <w:spacing w:after="0" w:before="40"/>
-      </w:pPr>
-      <w:r>
-        <w:rPr>
-          <w:b/>
-          <w:sz w:val="22"/>
-        </w:rPr>
-        <w:t>Answer: c</w:t>
-      </w:r>
-    </w:p>
-    <w:p>
-      <w:pPr>
-        <w:spacing w:after="0" w:before="0"/>
-      </w:pPr>
-      <w:r>
-        <w:rPr>
-          <w:b w:val="0"/>
-          <w:sz w:val="21"/>
-        </w:rPr>
-        <w:t>Solution: Lithium carbonate can lower the seizure threshold, especially at toxic serum levels (&gt;1.5 mEq/L) or when combined with antipsychotics.</w:t>
-      </w:r>
-    </w:p>
-    <w:p>
-      <w:pPr>
-        <w:spacing w:after="0" w:before="0"/>
-      </w:pPr>
-      <w:r>
-        <w:rPr>
-          <w:b w:val="0"/>
-          <w:sz w:val="20"/>
-        </w:rPr>
-        <w:t>Positive Marks: 1</w:t>
-      </w:r>
-    </w:p>
-    <w:p>
-      <w:pPr>
-        <w:spacing w:after="160" w:before="0"/>
-      </w:pPr>
-      <w:r>
-        <w:rPr>
-          <w:b w:val="0"/>
-          <w:sz w:val="20"/>
-        </w:rPr>
-        <w:t>Negative Marks: 0.25</w:t>
-      </w:r>
-    </w:p>
-    <w:p>
-      <w:pPr>
-        <w:spacing w:after="20" w:before="120"/>
-      </w:pPr>
-      <w:r>
-        <w:rPr>
-          <w:b/>
-          <w:sz w:val="22"/>
-        </w:rPr>
-        <w:t>Question: Which of the following treatment guidelines is NOT recommended in dengue fever?</w:t>
-      </w:r>
-    </w:p>
-    <w:p>
-      <w:pPr>
-        <w:spacing w:after="0" w:before="0"/>
-      </w:pPr>
-      <w:r>
-        <w:rPr>
-          <w:b w:val="0"/>
-          <w:sz w:val="22"/>
-        </w:rPr>
-        <w:t>(a) Staying well hydrated</w:t>
-      </w:r>
-    </w:p>
-    <w:p>
-      <w:pPr>
-        <w:spacing w:after="0" w:before="0"/>
-      </w:pPr>
-      <w:r>
-        <w:rPr>
-          <w:b w:val="0"/>
-          <w:sz w:val="22"/>
-        </w:rPr>
-        <w:t>(b) Use of oral acetaminophen (paracetamol)</w:t>
-      </w:r>
-    </w:p>
-    <w:p>
-      <w:pPr>
-        <w:spacing w:after="0" w:before="0"/>
-      </w:pPr>
-      <w:r>
-        <w:rPr>
-          <w:b w:val="0"/>
-          <w:sz w:val="22"/>
-        </w:rPr>
-        <w:t>(c) Use of NSAIDs such as ibuprofen</w:t>
-      </w:r>
-    </w:p>
-    <w:p>
-      <w:pPr>
-        <w:spacing w:after="0" w:before="0"/>
-      </w:pPr>
-      <w:r>
-        <w:rPr>
-          <w:b w:val="0"/>
-          <w:sz w:val="22"/>
-        </w:rPr>
-        <w:t>(d) Rest and sleep</w:t>
-      </w:r>
-    </w:p>
-    <w:p>
-      <w:pPr>
-        <w:spacing w:after="0" w:before="40"/>
-      </w:pPr>
-      <w:r>
-        <w:rPr>
-          <w:b/>
-          <w:sz w:val="22"/>
-        </w:rPr>
-        <w:t>Answer: c</w:t>
-      </w:r>
-    </w:p>
-    <w:p>
-      <w:pPr>
-        <w:spacing w:after="0" w:before="0"/>
-      </w:pPr>
-      <w:r>
-        <w:rPr>
-          <w:b w:val="0"/>
-          <w:sz w:val="21"/>
-        </w:rPr>
-        <w:t>Solution: NSAIDs are NOT recommended in dengue fever because they interfere with platelet function and increase the risk of bleeding; hydration, rest and oral acetaminophen (paracetamol) are the recommended measures.</w:t>
-      </w:r>
-    </w:p>
-    <w:p>
-      <w:pPr>
-        <w:spacing w:after="0" w:before="0"/>
-      </w:pPr>
-      <w:r>
-        <w:rPr>
-          <w:b w:val="0"/>
-          <w:sz w:val="20"/>
-        </w:rPr>
-        <w:t>Positive Marks: 1</w:t>
-      </w:r>
-    </w:p>
-    <w:p>
-      <w:pPr>
-        <w:spacing w:after="160" w:before="0"/>
-      </w:pPr>
-      <w:r>
-        <w:rPr>
-          <w:b w:val="0"/>
-          <w:sz w:val="20"/>
-        </w:rPr>
-        <w:t>Negative Marks: 0.25</w:t>
-      </w:r>
-    </w:p>
-    <w:p>
-      <w:pPr>
-        <w:spacing w:after="20" w:before="120"/>
-      </w:pPr>
-      <w:r>
-        <w:rPr>
-          <w:b/>
-          <w:sz w:val="22"/>
-        </w:rPr>
-        <w:t>Question: Which food group serves as the richest dietary source of Folic Acid (Vitamin B9)?</w:t>
-      </w:r>
-    </w:p>
-    <w:p>
-      <w:pPr>
-        <w:spacing w:after="0" w:before="0"/>
-      </w:pPr>
-      <w:r>
-        <w:rPr>
-          <w:b w:val="0"/>
-          <w:sz w:val="22"/>
-        </w:rPr>
-        <w:t>(a) Banana</w:t>
-      </w:r>
-    </w:p>
-    <w:p>
-      <w:pPr>
-        <w:spacing w:after="0" w:before="0"/>
-      </w:pPr>
-      <w:r>
-        <w:rPr>
-          <w:b w:val="0"/>
-          <w:sz w:val="22"/>
-        </w:rPr>
-        <w:t>(b) Red meat</w:t>
-      </w:r>
-    </w:p>
-    <w:p>
-      <w:pPr>
-        <w:spacing w:after="0" w:before="0"/>
-      </w:pPr>
-      <w:r>
-        <w:rPr>
-          <w:b w:val="0"/>
-          <w:sz w:val="22"/>
-        </w:rPr>
-        <w:t>(c) Dark green leafy vegetables</w:t>
-      </w:r>
-    </w:p>
-    <w:p>
-      <w:pPr>
-        <w:spacing w:after="0" w:before="0"/>
-      </w:pPr>
-      <w:r>
-        <w:rPr>
-          <w:b w:val="0"/>
-          <w:sz w:val="22"/>
-        </w:rPr>
-        <w:t>(d) Whole milk</w:t>
-      </w:r>
-    </w:p>
-    <w:p>
-      <w:pPr>
-        <w:spacing w:after="0" w:before="40"/>
-      </w:pPr>
-      <w:r>
-        <w:rPr>
-          <w:b/>
-          <w:sz w:val="22"/>
-        </w:rPr>
-        <w:t>Answer: c</w:t>
-      </w:r>
-    </w:p>
-    <w:p>
-      <w:pPr>
-        <w:spacing w:after="0" w:before="0"/>
-      </w:pPr>
-      <w:r>
-        <w:rPr>
-          <w:b w:val="0"/>
-          <w:sz w:val="21"/>
-        </w:rPr>
-        <w:t>Solution: Dark green leafy vegetables (spinach, kale, broccoli), legumes, and liver are the richest natural sources of Folic Acid (Folate).</w:t>
-      </w:r>
-    </w:p>
-    <w:p>
-      <w:pPr>
-        <w:spacing w:after="0" w:before="0"/>
-      </w:pPr>
-      <w:r>
-        <w:rPr>
-          <w:b w:val="0"/>
-          <w:sz w:val="20"/>
-        </w:rPr>
-        <w:t>Positive Marks: 1</w:t>
-      </w:r>
-    </w:p>
-    <w:p>
-      <w:pPr>
-        <w:spacing w:after="160" w:before="0"/>
-      </w:pPr>
-      <w:r>
-        <w:rPr>
-          <w:b w:val="0"/>
-          <w:sz w:val="20"/>
-        </w:rPr>
-        <w:t>Negative Marks: 0.25</w:t>
-      </w:r>
-    </w:p>
-    <w:p>
-      <w:pPr>
-        <w:spacing w:after="20" w:before="120"/>
-      </w:pPr>
-      <w:r>
-        <w:rPr>
-          <w:b/>
-          <w:sz w:val="22"/>
-        </w:rPr>
-        <w:t>Question: The normal pulse rate of a newborn is:</w:t>
-      </w:r>
-    </w:p>
-    <w:p>
-      <w:pPr>
-        <w:spacing w:after="0" w:before="0"/>
-      </w:pPr>
-      <w:r>
-        <w:rPr>
-          <w:b w:val="0"/>
-          <w:sz w:val="22"/>
-        </w:rPr>
-        <w:t>(a) 60-80 beats/min</w:t>
-      </w:r>
-    </w:p>
-    <w:p>
-      <w:pPr>
-        <w:spacing w:after="0" w:before="0"/>
-      </w:pPr>
-      <w:r>
-        <w:rPr>
-          <w:b w:val="0"/>
-          <w:sz w:val="22"/>
-        </w:rPr>
-        <w:t>(b) 160-200 beats/min</w:t>
-      </w:r>
-    </w:p>
-    <w:p>
-      <w:pPr>
-        <w:spacing w:after="0" w:before="0"/>
-      </w:pPr>
-      <w:r>
-        <w:rPr>
-          <w:b w:val="0"/>
-          <w:sz w:val="22"/>
-        </w:rPr>
-        <w:t>(c) 100-160 beats/min</w:t>
-      </w:r>
-    </w:p>
-    <w:p>
-      <w:pPr>
-        <w:spacing w:after="0" w:before="0"/>
-      </w:pPr>
-      <w:r>
-        <w:rPr>
-          <w:b w:val="0"/>
-          <w:sz w:val="22"/>
-        </w:rPr>
-        <w:t>(d) 80-100 beats/min</w:t>
-      </w:r>
-    </w:p>
-    <w:p>
-      <w:pPr>
-        <w:spacing w:after="0" w:before="40"/>
-      </w:pPr>
-      <w:r>
-        <w:rPr>
-          <w:b/>
-          <w:sz w:val="22"/>
-        </w:rPr>
-        <w:t>Answer: c</w:t>
-      </w:r>
-    </w:p>
-    <w:p>
-      <w:pPr>
-        <w:spacing w:after="0" w:before="0"/>
-      </w:pPr>
-      <w:r>
-        <w:rPr>
-          <w:b w:val="0"/>
-          <w:sz w:val="21"/>
-        </w:rPr>
-        <w:t>Solution: The normal newborn heart rate is 100-160 beats per minute (may reach 180 during crying).</w:t>
-      </w:r>
-    </w:p>
-    <w:p>
-      <w:pPr>
-        <w:spacing w:after="0" w:before="0"/>
-      </w:pPr>
-      <w:r>
-        <w:rPr>
-          <w:b w:val="0"/>
-          <w:sz w:val="20"/>
-        </w:rPr>
-        <w:t>Positive Marks: 1</w:t>
-      </w:r>
-    </w:p>
-    <w:p>
-      <w:pPr>
-        <w:spacing w:after="160" w:before="0"/>
-      </w:pPr>
-      <w:r>
-        <w:rPr>
-          <w:b w:val="0"/>
-          <w:sz w:val="20"/>
-        </w:rPr>
-        <w:t>Negative Marks: 0.25</w:t>
-      </w:r>
-    </w:p>
-    <w:p>
-      <w:pPr>
-        <w:spacing w:after="20" w:before="120"/>
-      </w:pPr>
-      <w:r>
-        <w:rPr>
-          <w:b/>
-          <w:sz w:val="22"/>
-        </w:rPr>
-        <w:t>Question: According to the Parkland formula, the fluid requirement in the first 24 hours for a burn patient is calculated as:</w:t>
-      </w:r>
-    </w:p>
-    <w:p>
-      <w:pPr>
-        <w:spacing w:after="0" w:before="0"/>
-      </w:pPr>
-      <w:r>
-        <w:rPr>
-          <w:b w:val="0"/>
-          <w:sz w:val="22"/>
-        </w:rPr>
-        <w:t>(a) 3 ml × %BSA × body weight (kg)</w:t>
-      </w:r>
-    </w:p>
-    <w:p>
-      <w:pPr>
-        <w:spacing w:after="0" w:before="0"/>
-      </w:pPr>
-      <w:r>
-        <w:rPr>
-          <w:b w:val="0"/>
-          <w:sz w:val="22"/>
-        </w:rPr>
-        <w:t>(b) 4 ml × %BSA × body weight (kg)</w:t>
-      </w:r>
-    </w:p>
-    <w:p>
-      <w:pPr>
-        <w:spacing w:after="0" w:before="0"/>
-      </w:pPr>
-      <w:r>
-        <w:rPr>
-          <w:b w:val="0"/>
-          <w:sz w:val="22"/>
-        </w:rPr>
-        <w:t>(c) 2 ml × %BSA × body weight (kg)</w:t>
-      </w:r>
-    </w:p>
-    <w:p>
-      <w:pPr>
-        <w:spacing w:after="0" w:before="0"/>
-      </w:pPr>
-      <w:r>
-        <w:rPr>
-          <w:b w:val="0"/>
-          <w:sz w:val="22"/>
-        </w:rPr>
-        <w:t>(d) 1 ml × %BSA × body weight (kg)</w:t>
-      </w:r>
-    </w:p>
-    <w:p>
-      <w:pPr>
-        <w:spacing w:after="0" w:before="40"/>
-      </w:pPr>
-      <w:r>
-        <w:rPr>
-          <w:b/>
-          <w:sz w:val="22"/>
-        </w:rPr>
-        <w:t>Answer: b</w:t>
-      </w:r>
-    </w:p>
-    <w:p>
-      <w:pPr>
-        <w:spacing w:after="0" w:before="0"/>
-      </w:pPr>
-      <w:r>
-        <w:rPr>
-          <w:b w:val="0"/>
-          <w:sz w:val="21"/>
-        </w:rPr>
-        <w:t>Solution: Parkland formula: 4 ml × % body surface area burned × body weight (kg) in the first 24 hours; half in the first 8 hours.</w:t>
-      </w:r>
-    </w:p>
-    <w:p>
-      <w:pPr>
-        <w:spacing w:after="0" w:before="0"/>
-      </w:pPr>
-      <w:r>
-        <w:rPr>
-          <w:b w:val="0"/>
-          <w:sz w:val="20"/>
-        </w:rPr>
-        <w:t>Positive Marks: 1</w:t>
-      </w:r>
-    </w:p>
-    <w:p>
-      <w:pPr>
-        <w:spacing w:after="160" w:before="0"/>
-      </w:pPr>
-      <w:r>
-        <w:rPr>
-          <w:b w:val="0"/>
-          <w:sz w:val="20"/>
-        </w:rPr>
-        <w:t>Negative Marks: 0.25</w:t>
-      </w:r>
-    </w:p>
-    <w:p>
-      <w:pPr>
-        <w:spacing w:after="20" w:before="120"/>
-      </w:pPr>
-      <w:r>
-        <w:rPr>
-          <w:b/>
-          <w:sz w:val="22"/>
-        </w:rPr>
-        <w:t>Question: Immediately after delivery the nurse notes profuse vaginal bleeding and a soft, boggy uterus. What is the priority action?</w:t>
-      </w:r>
-    </w:p>
-    <w:p>
-      <w:pPr>
-        <w:spacing w:after="0" w:before="0"/>
-      </w:pPr>
-      <w:r>
-        <w:rPr>
-          <w:b w:val="0"/>
-          <w:sz w:val="22"/>
-        </w:rPr>
-        <w:t>(a) Insert a Foley catheter</w:t>
-      </w:r>
-    </w:p>
-    <w:p>
-      <w:pPr>
-        <w:spacing w:after="0" w:before="0"/>
-      </w:pPr>
-      <w:r>
-        <w:rPr>
-          <w:b w:val="0"/>
-          <w:sz w:val="22"/>
-        </w:rPr>
-        <w:t>(b) Notify the health care provider</w:t>
-      </w:r>
-    </w:p>
-    <w:p>
-      <w:pPr>
-        <w:spacing w:after="0" w:before="0"/>
-      </w:pPr>
-      <w:r>
-        <w:rPr>
-          <w:b w:val="0"/>
-          <w:sz w:val="22"/>
-        </w:rPr>
-        <w:t>(c) Place the client in Trendelenburg position</w:t>
-      </w:r>
-    </w:p>
-    <w:p>
-      <w:pPr>
-        <w:spacing w:after="0" w:before="0"/>
-      </w:pPr>
-      <w:r>
-        <w:rPr>
-          <w:b w:val="0"/>
-          <w:sz w:val="22"/>
-        </w:rPr>
-        <w:t>(d) Massage the uterine fundus</w:t>
-      </w:r>
-    </w:p>
-    <w:p>
-      <w:pPr>
-        <w:spacing w:after="0" w:before="40"/>
-      </w:pPr>
-      <w:r>
-        <w:rPr>
-          <w:b/>
-          <w:sz w:val="22"/>
-        </w:rPr>
-        <w:t>Answer: d</w:t>
-      </w:r>
-    </w:p>
-    <w:p>
-      <w:pPr>
-        <w:spacing w:after="0" w:before="0"/>
-      </w:pPr>
-      <w:r>
-        <w:rPr>
-          <w:b w:val="0"/>
-          <w:sz w:val="21"/>
-        </w:rPr>
-        <w:t>Solution: Uterine atony is the commonest cause of postpartum hemorrhage; firm fundal massage stimulates contraction, and oxytocin is then given while help is called.</w:t>
-      </w:r>
-    </w:p>
-    <w:p>
-      <w:pPr>
-        <w:spacing w:after="0" w:before="0"/>
-      </w:pPr>
-      <w:r>
-        <w:rPr>
-          <w:b w:val="0"/>
-          <w:sz w:val="20"/>
-        </w:rPr>
-        <w:t>Positive Marks: 1</w:t>
-      </w:r>
-    </w:p>
-    <w:p>
-      <w:pPr>
-        <w:spacing w:after="160" w:before="0"/>
-      </w:pPr>
-      <w:r>
-        <w:rPr>
-          <w:b w:val="0"/>
-          <w:sz w:val="20"/>
-        </w:rPr>
-        <w:t>Negative Marks: 0.25</w:t>
-      </w:r>
-    </w:p>
-    <w:p>
-      <w:pPr>
-        <w:spacing w:after="20" w:before="120"/>
-      </w:pPr>
-      <w:r>
-        <w:rPr>
-          <w:b/>
-          <w:sz w:val="22"/>
-        </w:rPr>
-        <w:t>Question: Which drug is not typically used in the treatment of acute suicidal ideation or behavior?</w:t>
-      </w:r>
-    </w:p>
-    <w:p>
-      <w:pPr>
-        <w:spacing w:after="0" w:before="0"/>
-      </w:pPr>
-      <w:r>
-        <w:rPr>
-          <w:b w:val="0"/>
-          <w:sz w:val="22"/>
-        </w:rPr>
-        <w:t>(a) Ketamine</w:t>
-      </w:r>
-    </w:p>
-    <w:p>
-      <w:pPr>
-        <w:spacing w:after="0" w:before="0"/>
-      </w:pPr>
-      <w:r>
-        <w:rPr>
-          <w:b w:val="0"/>
-          <w:sz w:val="22"/>
-        </w:rPr>
-        <w:t>(b) Lithium</w:t>
-      </w:r>
-    </w:p>
-    <w:p>
-      <w:pPr>
-        <w:spacing w:after="0" w:before="0"/>
-      </w:pPr>
-      <w:r>
-        <w:rPr>
-          <w:b w:val="0"/>
-          <w:sz w:val="22"/>
-        </w:rPr>
-        <w:t>(c) Clozapine</w:t>
-      </w:r>
-    </w:p>
-    <w:p>
-      <w:pPr>
-        <w:spacing w:after="0" w:before="0"/>
-      </w:pPr>
-      <w:r>
-        <w:rPr>
-          <w:b w:val="0"/>
-          <w:sz w:val="22"/>
-        </w:rPr>
-        <w:t>(d) ECT</w:t>
-      </w:r>
-    </w:p>
-    <w:p>
-      <w:pPr>
-        <w:spacing w:after="0" w:before="40"/>
-      </w:pPr>
-      <w:r>
-        <w:rPr>
-          <w:b/>
-          <w:sz w:val="22"/>
-        </w:rPr>
-        <w:t>Answer: a</w:t>
-      </w:r>
-    </w:p>
-    <w:p>
-      <w:pPr>
-        <w:spacing w:after="0" w:before="0"/>
-      </w:pPr>
-      <w:r>
-        <w:rPr>
-          <w:b w:val="0"/>
-          <w:sz w:val="21"/>
-        </w:rPr>
-        <w:t>Solution: Ketamine is not typically used in the treatment of acute suicidal ideation or behavior. While ketamine has been used off-label for the treatment of depression and suicidal ideation, there is limited evidence to support its use in this context. Lithium, electroconvulsive therapy (ECT), and clozapine are all treatments that may be used in the management of acute suicidal ideation or behavior.</w:t>
-      </w:r>
-    </w:p>
-    <w:p>
-      <w:pPr>
-        <w:spacing w:after="0" w:before="0"/>
-      </w:pPr>
-      <w:r>
-        <w:rPr>
-          <w:b w:val="0"/>
-          <w:sz w:val="20"/>
-        </w:rPr>
-        <w:t>Positive Marks: 1</w:t>
-      </w:r>
-    </w:p>
-    <w:p>
-      <w:pPr>
-        <w:spacing w:after="160" w:before="0"/>
-      </w:pPr>
-      <w:r>
-        <w:rPr>
-          <w:b w:val="0"/>
-          <w:sz w:val="20"/>
-        </w:rPr>
-        <w:t>Negative Marks: 0.25</w:t>
-      </w:r>
-    </w:p>
-    <w:p>
-      <w:pPr>
-        <w:spacing w:after="20" w:before="120"/>
-      </w:pPr>
-      <w:r>
-        <w:rPr>
-          <w:b/>
-          <w:sz w:val="22"/>
-        </w:rPr>
-        <w:t>Question: What are the potential causes of delirium in elderly patients? Which of the following options is correct?</w:t>
-      </w:r>
-    </w:p>
-    <w:p>
-      <w:pPr>
-        <w:spacing w:after="0" w:before="0"/>
-      </w:pPr>
-      <w:r>
-        <w:rPr>
-          <w:b w:val="0"/>
-          <w:sz w:val="22"/>
-        </w:rPr>
-        <w:t>(a) Drug withdrawal</w:t>
-      </w:r>
-    </w:p>
-    <w:p>
-      <w:pPr>
-        <w:spacing w:after="0" w:before="0"/>
-      </w:pPr>
-      <w:r>
-        <w:rPr>
-          <w:b w:val="0"/>
-          <w:sz w:val="22"/>
-        </w:rPr>
-        <w:t>(b) Hypoxia</w:t>
-      </w:r>
-    </w:p>
-    <w:p>
-      <w:pPr>
-        <w:spacing w:after="0" w:before="0"/>
-      </w:pPr>
-      <w:r>
-        <w:rPr>
-          <w:b w:val="0"/>
-          <w:sz w:val="22"/>
-        </w:rPr>
-        <w:t>(c) Trauma</w:t>
-      </w:r>
-    </w:p>
-    <w:p>
-      <w:pPr>
-        <w:spacing w:after="0" w:before="0"/>
-      </w:pPr>
-      <w:r>
-        <w:rPr>
-          <w:b w:val="0"/>
-          <w:sz w:val="22"/>
-        </w:rPr>
-        <w:t>(d) All of the above</w:t>
-      </w:r>
-    </w:p>
-    <w:p>
-      <w:pPr>
-        <w:spacing w:after="0" w:before="40"/>
-      </w:pPr>
-      <w:r>
-        <w:rPr>
-          <w:b/>
-          <w:sz w:val="22"/>
-        </w:rPr>
-        <w:t>Answer: a</w:t>
-      </w:r>
-    </w:p>
-    <w:p>
-      <w:pPr>
-        <w:spacing w:after="0" w:before="0"/>
-      </w:pPr>
-      <w:r>
-        <w:rPr>
-          <w:b w:val="0"/>
-          <w:sz w:val="21"/>
-        </w:rPr>
-        <w:t>Solution: Delirium is a common and serious condition in older adults, and identifying the underlying cause is essential for effective management. There are various potential causes of delirium, including drug withdrawal, hypoxia, trauma, and many others. Common causes of delirium in older adults are infections, metabolic disturbances, medication side effects, and changes in the environment. Delirium is often associated with increased morbidity and mortality, and prompt identification and treatment of the underlying cause are critical. Hazzard's Geriatric Medicine and Gerontology, Principles of Geriatric Medicine and Gerontology</w:t>
-      </w:r>
-    </w:p>
-    <w:p>
-      <w:pPr>
-        <w:spacing w:after="0" w:before="0"/>
-      </w:pPr>
-      <w:r>
-        <w:rPr>
-          <w:b w:val="0"/>
-          <w:sz w:val="20"/>
-        </w:rPr>
-        <w:t>Positive Marks: 1</w:t>
-      </w:r>
-    </w:p>
-    <w:p>
-      <w:pPr>
-        <w:spacing w:after="160" w:before="0"/>
-      </w:pPr>
-      <w:r>
-        <w:rPr>
-          <w:b w:val="0"/>
-          <w:sz w:val="20"/>
-        </w:rPr>
-        <w:t>Negative Marks: 0.25</w:t>
-      </w:r>
-    </w:p>
-    <w:p>
-      <w:pPr>
-        <w:spacing w:after="20" w:before="120"/>
-      </w:pPr>
-      <w:r>
-        <w:rPr>
-          <w:b/>
-          <w:sz w:val="22"/>
-        </w:rPr>
-        <w:t>Question: A client with psychotic depression is receiving haloperidol (Haldol). Which of the following side effects is associated with haloperidol?</w:t>
-      </w:r>
-    </w:p>
-    <w:p>
-      <w:pPr>
-        <w:spacing w:after="0" w:before="0"/>
-      </w:pPr>
-      <w:r>
-        <w:rPr>
-          <w:b w:val="0"/>
-          <w:sz w:val="22"/>
-        </w:rPr>
-        <w:t>(a) Akathisia</w:t>
-      </w:r>
-    </w:p>
-    <w:p>
-      <w:pPr>
-        <w:spacing w:after="0" w:before="0"/>
-      </w:pPr>
-      <w:r>
-        <w:rPr>
-          <w:b w:val="0"/>
-          <w:sz w:val="22"/>
-        </w:rPr>
-        <w:t>(b) Diaphoresis</w:t>
-      </w:r>
-    </w:p>
-    <w:p>
-      <w:pPr>
-        <w:spacing w:after="0" w:before="0"/>
-      </w:pPr>
-      <w:r>
-        <w:rPr>
-          <w:b w:val="0"/>
-          <w:sz w:val="22"/>
-        </w:rPr>
-        <w:t>(c) Cataracts</w:t>
-      </w:r>
-    </w:p>
-    <w:p>
-      <w:pPr>
-        <w:spacing w:after="0" w:before="0"/>
-      </w:pPr>
-      <w:r>
-        <w:rPr>
-          <w:b w:val="0"/>
-          <w:sz w:val="22"/>
-        </w:rPr>
-        <w:t>(d) Polyuria</w:t>
-      </w:r>
-    </w:p>
-    <w:p>
-      <w:pPr>
-        <w:spacing w:after="0" w:before="40"/>
-      </w:pPr>
-      <w:r>
-        <w:rPr>
-          <w:b/>
-          <w:sz w:val="22"/>
-        </w:rPr>
-        <w:t>Answer: a</w:t>
-      </w:r>
-    </w:p>
-    <w:p>
-      <w:pPr>
-        <w:spacing w:after="0" w:before="0"/>
-      </w:pPr>
-      <w:r>
-        <w:rPr>
-          <w:b w:val="0"/>
-          <w:sz w:val="21"/>
-        </w:rPr>
-        <w:t>Solution: Akathisia (subjective restlessness with pacing) is an extrapyramidal side effect of haloperidol.</w:t>
-      </w:r>
-    </w:p>
-    <w:p>
-      <w:pPr>
-        <w:spacing w:after="0" w:before="0"/>
-      </w:pPr>
-      <w:r>
-        <w:rPr>
-          <w:b w:val="0"/>
-          <w:sz w:val="20"/>
-        </w:rPr>
-        <w:t>Positive Marks: 1</w:t>
-      </w:r>
-    </w:p>
-    <w:p>
-      <w:pPr>
-        <w:spacing w:after="160" w:before="0"/>
-      </w:pPr>
-      <w:r>
-        <w:rPr>
-          <w:b w:val="0"/>
-          <w:sz w:val="20"/>
-        </w:rPr>
-        <w:t>Negative Marks: 0.25</w:t>
+      <w:r>
+        <w:t xml:space="preserve">Question: The normal percentage of lymphocytes in the adult peripheral blood is approximately</w:t>
+      </w:r>
+    </w:p>
+    <w:p>
+      <w:r>
+        <w:t xml:space="preserve">(a) 20-40%</w:t>
+      </w:r>
+    </w:p>
+    <w:p>
+      <w:r>
+        <w:t xml:space="preserve">(b) 70-90%</w:t>
+      </w:r>
+    </w:p>
+    <w:p>
+      <w:r>
+        <w:t xml:space="preserve">(c) 1-5%</w:t>
+      </w:r>
+    </w:p>
+    <w:p>
+      <w:r>
+        <w:t xml:space="preserve">(d) 50-60%</w:t>
+      </w:r>
+    </w:p>
+    <w:p>
+      <w:r>
+        <w:t xml:space="preserve">Answer: a</w:t>
+      </w:r>
+    </w:p>
+    <w:p>
+      <w:r>
+        <w:t xml:space="preserve">Solution: ✅ Correct Answer: a</w:t>
+      </w:r>
+    </w:p>
+    <w:p>
+      <w:r>
+        <w:t xml:space="preserve">🧠 Clinical Rationale: Lymphocytes make up about 20-40% of circulating white cells; neutrophils are the most numerous at 40-60%.</w:t>
+      </w:r>
+    </w:p>
+    <w:p>
+      <w:r>
+        <w:t xml:space="preserve">❌ Why Not Other Options?</w:t>
+      </w:r>
+    </w:p>
+    <w:p>
+      <w:r>
+        <w:t xml:space="preserve">(b) — 70-90% would suggest lymphocytic leukemia or viral infection.</w:t>
+      </w:r>
+    </w:p>
+    <w:p>
+      <w:r>
+        <w:t xml:space="preserve">(c) — 1-5% is the eosinophil/basophil range.</w:t>
+      </w:r>
+    </w:p>
+    <w:p>
+      <w:r>
+        <w:t xml:space="preserve">(d) — 50-60% is the NEUTROPHIL percentage.</w:t>
+      </w:r>
+    </w:p>
+    <w:p>
+      <w:r>
+        <w:t xml:space="preserve">⚠️ Exam Trap: The differential ladder — "neutrophils 40-60, lymphocytes 20-40, monocytes 2-8, eosinophils 1-4, basophils &lt; 1" — the order 'Never Let Monkeys Eat Bananas' (N-L-M-E-B).</w:t>
+      </w:r>
+    </w:p>
+    <w:p>
+      <w:r>
+        <w:t xml:space="preserve">💎 PNC Pearl: "Neutrophils lead at 40-60, lymphocytes follow at 20-40 — Never Let Monkeys Eat Bananas."</w:t>
+      </w:r>
+    </w:p>
+    <w:p>
+      <w:r>
+        <w:t xml:space="preserve">Positive Marks: 1</w:t>
+      </w:r>
+    </w:p>
+    <w:p>
+      <w:r>
+        <w:t xml:space="preserve">Negative Marks: 0.25</w:t>
+      </w:r>
+    </w:p>
+    <w:p>
+      <w:r>
+        <w:t xml:space="preserve"/>
+      </w:r>
+    </w:p>
+    <w:p>
+      <w:r>
+        <w:t xml:space="preserve">Question: A patient who is about to vomit should be placed in which position?</w:t>
+      </w:r>
+    </w:p>
+    <w:p>
+      <w:r>
+        <w:t xml:space="preserve">(a) Side-lying (lateral) position</w:t>
+      </w:r>
+    </w:p>
+    <w:p>
+      <w:r>
+        <w:t xml:space="preserve">(b) Supine flat position</w:t>
+      </w:r>
+    </w:p>
+    <w:p>
+      <w:r>
+        <w:t xml:space="preserve">(c) Prone position</w:t>
+      </w:r>
+    </w:p>
+    <w:p>
+      <w:r>
+        <w:t xml:space="preserve">(d) Standing position</w:t>
+      </w:r>
+    </w:p>
+    <w:p>
+      <w:r>
+        <w:t xml:space="preserve">Answer: a</w:t>
+      </w:r>
+    </w:p>
+    <w:p>
+      <w:r>
+        <w:t xml:space="preserve">Solution: ✅ Correct Answer: a</w:t>
+      </w:r>
+    </w:p>
+    <w:p>
+      <w:r>
+        <w:t xml:space="preserve">🧠 Clinical Rationale: Side-lying lets vomitus drain out of the mouth instead of into the airway — preventing aspiration pneumonia.</w:t>
+      </w:r>
+    </w:p>
+    <w:p>
+      <w:r>
+        <w:t xml:space="preserve">❌ Why Not Other Options?</w:t>
+      </w:r>
+    </w:p>
+    <w:p>
+      <w:r>
+        <w:t xml:space="preserve">(b) — Supine flat lets vomit pool in the throat.</w:t>
+      </w:r>
+    </w:p>
+    <w:p>
+      <w:r>
+        <w:t xml:space="preserve">(c) — Prone is unsafe for a vomiting patient.</w:t>
+      </w:r>
+    </w:p>
+    <w:p>
+      <w:r>
+        <w:t xml:space="preserve">(d) — Standing risks fainting and aspiration.</w:t>
+      </w:r>
+    </w:p>
+    <w:p>
+      <w:r>
+        <w:t xml:space="preserve">⚠️ Exam Trap: "Vomiting = turn the patient to the SIDE (lateral)" — the side-lying rule also applies during seizures and unconsciousness.</w:t>
+      </w:r>
+    </w:p>
+    <w:p>
+      <w:r>
+        <w:t xml:space="preserve">💎 PNC Pearl: "On the side, head tilted — vomit exits through the mouth, never the lungs."</w:t>
+      </w:r>
+    </w:p>
+    <w:p>
+      <w:r>
+        <w:t xml:space="preserve">Positive Marks: 1</w:t>
+      </w:r>
+    </w:p>
+    <w:p>
+      <w:r>
+        <w:t xml:space="preserve">Negative Marks: 0.25</w:t>
+      </w:r>
+    </w:p>
+    <w:p>
+      <w:r>
+        <w:t xml:space="preserve"/>
+      </w:r>
+    </w:p>
+    <w:p>
+      <w:r>
+        <w:t xml:space="preserve">Question: A patient with a history of renal calculi (kidney stones) should be advised to</w:t>
+      </w:r>
+    </w:p>
+    <w:p>
+      <w:r>
+        <w:t xml:space="preserve">(a) Drink plenty of water, about 2-3 liters daily</w:t>
+      </w:r>
+    </w:p>
+    <w:p>
+      <w:r>
+        <w:t xml:space="preserve">(b) Restrict all fluids</w:t>
+      </w:r>
+    </w:p>
+    <w:p>
+      <w:r>
+        <w:t xml:space="preserve">(c) Avoid fluids in summer</w:t>
+      </w:r>
+    </w:p>
+    <w:p>
+      <w:r>
+        <w:t xml:space="preserve">(d) Drink only tea</w:t>
+      </w:r>
+    </w:p>
+    <w:p>
+      <w:r>
+        <w:t xml:space="preserve">Answer: a</w:t>
+      </w:r>
+    </w:p>
+    <w:p>
+      <w:r>
+        <w:t xml:space="preserve">Solution: ✅ Correct Answer: a</w:t>
+      </w:r>
+    </w:p>
+    <w:p>
+      <w:r>
+        <w:t xml:space="preserve">🧠 Clinical Rationale: High fluid intake (2-3 liters daily) dilutes the urine, lowering the concentration of stone-forming substances and helping flush small stones out.</w:t>
+      </w:r>
+    </w:p>
+    <w:p>
+      <w:r>
+        <w:t xml:space="preserve">❌ Why Not Other Options?</w:t>
+      </w:r>
+    </w:p>
+    <w:p>
+      <w:r>
+        <w:t xml:space="preserve">(b) — Restricting fluids concentrates urine and promotes stone formation.</w:t>
+      </w:r>
+    </w:p>
+    <w:p>
+      <w:r>
+        <w:t xml:space="preserve">(c) — Avoiding fluids in summer is dangerous.</w:t>
+      </w:r>
+    </w:p>
+    <w:p>
+      <w:r>
+        <w:t xml:space="preserve">(d) — Tea alone is not adequate hydration.</w:t>
+      </w:r>
+    </w:p>
+    <w:p>
+      <w:r>
+        <w:t xml:space="preserve">⚠️ Exam Trap: "Stones = high fluids (2-3 L/day); strain the urine to catch the stone for analysis" — the fluid and straining advice is the standard kidney-stone teaching.</w:t>
+      </w:r>
+    </w:p>
+    <w:p>
+      <w:r>
+        <w:t xml:space="preserve">💎 PNC Pearl: "Water is the stone's enemy — dilute the urine and the crystals never gather."</w:t>
+      </w:r>
+    </w:p>
+    <w:p>
+      <w:r>
+        <w:t xml:space="preserve">Positive Marks: 1</w:t>
+      </w:r>
+    </w:p>
+    <w:p>
+      <w:r>
+        <w:t xml:space="preserve">Negative Marks: 0.25</w:t>
+      </w:r>
+    </w:p>
+    <w:p>
+      <w:r>
+        <w:t xml:space="preserve"/>
+      </w:r>
+    </w:p>
+    <w:p>
+      <w:r>
+        <w:t xml:space="preserve">Question: The average duration of the normal menstrual cycle is</w:t>
+      </w:r>
+    </w:p>
+    <w:p>
+      <w:r>
+        <w:t xml:space="preserve">(a) 28 days</w:t>
+      </w:r>
+    </w:p>
+    <w:p>
+      <w:r>
+        <w:t xml:space="preserve">(b) 7 days</w:t>
+      </w:r>
+    </w:p>
+    <w:p>
+      <w:r>
+        <w:t xml:space="preserve">(c) 14 days</w:t>
+      </w:r>
+    </w:p>
+    <w:p>
+      <w:r>
+        <w:t xml:space="preserve">(d) 40 days</w:t>
+      </w:r>
+    </w:p>
+    <w:p>
+      <w:r>
+        <w:t xml:space="preserve">Answer: a</w:t>
+      </w:r>
+    </w:p>
+    <w:p>
+      <w:r>
+        <w:t xml:space="preserve">Solution: ✅ Correct Answer: a</w:t>
+      </w:r>
+    </w:p>
+    <w:p>
+      <w:r>
+        <w:t xml:space="preserve">🧠 Clinical Rationale: The menstrual cycle averages 28 days (normal range 21-35 days), with menstruation itself lasting 2-7 days.</w:t>
+      </w:r>
+    </w:p>
+    <w:p>
+      <w:r>
+        <w:t xml:space="preserve">❌ Why Not Other Options?</w:t>
+      </w:r>
+    </w:p>
+    <w:p>
+      <w:r>
+        <w:t xml:space="preserve">(b) — 7 days is the bleeding duration, not the cycle.</w:t>
+      </w:r>
+    </w:p>
+    <w:p>
+      <w:r>
+        <w:t xml:space="preserve">(c) — 14 days is roughly the ovulation day.</w:t>
+      </w:r>
+    </w:p>
+    <w:p>
+      <w:r>
+        <w:t xml:space="preserve">(d) — 40 days is a prolonged cycle.</w:t>
+      </w:r>
+    </w:p>
+    <w:p>
+      <w:r>
+        <w:t xml:space="preserve">⚠️ Exam Trap: "Cycle = 28 days, ovulation = day 14, menses = 2-7 days" — the three numbers are the classic menstrual-cycle exam set.</w:t>
+      </w:r>
+    </w:p>
+    <w:p>
+      <w:r>
+        <w:t xml:space="preserve">💎 PNC Pearl: "28 days around, ovulation on day 14, bleeding for 2-7 — the monthly rhythm."</w:t>
+      </w:r>
+    </w:p>
+    <w:p>
+      <w:r>
+        <w:t xml:space="preserve">Positive Marks: 1</w:t>
+      </w:r>
+    </w:p>
+    <w:p>
+      <w:r>
+        <w:t xml:space="preserve">Negative Marks: 0.25</w:t>
+      </w:r>
+    </w:p>
+    <w:p>
+      <w:r>
+        <w:t xml:space="preserve"/>
+      </w:r>
+    </w:p>
+    <w:p>
+      <w:r>
+        <w:t xml:space="preserve">Question: A 9-month-old infant who cannot sit without support is showing a delay in</w:t>
+      </w:r>
+    </w:p>
+    <w:p>
+      <w:r>
+        <w:t xml:space="preserve">(a) Gross motor development</w:t>
+      </w:r>
+    </w:p>
+    <w:p>
+      <w:r>
+        <w:t xml:space="preserve">(b) Hearing</w:t>
+      </w:r>
+    </w:p>
+    <w:p>
+      <w:r>
+        <w:t xml:space="preserve">(c) Vision</w:t>
+      </w:r>
+    </w:p>
+    <w:p>
+      <w:r>
+        <w:t xml:space="preserve">(d) Social smile</w:t>
+      </w:r>
+    </w:p>
+    <w:p>
+      <w:r>
+        <w:t xml:space="preserve">Answer: a</w:t>
+      </w:r>
+    </w:p>
+    <w:p>
+      <w:r>
+        <w:t xml:space="preserve">Solution: ✅ Correct Answer: a</w:t>
+      </w:r>
+    </w:p>
+    <w:p>
+      <w:r>
+        <w:t xml:space="preserve">🧠 Clinical Rationale: Most infants sit without support by 6-8 months, so failure by 9 months indicates GROSS MOTOR delay.</w:t>
+      </w:r>
+    </w:p>
+    <w:p>
+      <w:r>
+        <w:t xml:space="preserve">❌ Why Not Other Options?</w:t>
+      </w:r>
+    </w:p>
+    <w:p>
+      <w:r>
+        <w:t xml:space="preserve">(b) — Hearing is a sensory domain.</w:t>
+      </w:r>
+    </w:p>
+    <w:p>
+      <w:r>
+        <w:t xml:space="preserve">(c) — Vision is a sensory domain.</w:t>
+      </w:r>
+    </w:p>
+    <w:p>
+      <w:r>
+        <w:t xml:space="preserve">(d) — Social smile is a social domain (appears by 2 months).</w:t>
+      </w:r>
+    </w:p>
+    <w:p>
+      <w:r>
+        <w:t xml:space="preserve">⚠️ Exam Trap: Gross motor milestones — "3 months: head up, 6 months: sits with support, 8 months: sits alone, 12 months: walks" — the month-to-milestone list is a favourite pediatric question.</w:t>
+      </w:r>
+    </w:p>
+    <w:p>
+      <w:r>
+        <w:t xml:space="preserve">💎 PNC Pearl: "Head up at 3, sit at 6-8, walk at 12 — the gross motor ladder."</w:t>
+      </w:r>
+    </w:p>
+    <w:p>
+      <w:r>
+        <w:t xml:space="preserve">Positive Marks: 1</w:t>
+      </w:r>
+    </w:p>
+    <w:p>
+      <w:r>
+        <w:t xml:space="preserve">Negative Marks: 0.25</w:t>
+      </w:r>
+    </w:p>
+    <w:p>
+      <w:r>
+        <w:t xml:space="preserve"/>
+      </w:r>
+    </w:p>
+    <w:p>
+      <w:r>
+        <w:t xml:space="preserve">Question: A patient with a conversion disorder presents with</w:t>
+      </w:r>
+    </w:p>
+    <w:p>
+      <w:r>
+        <w:t xml:space="preserve">(a) Loss of function such as paralysis or blindness without an organic cause</w:t>
+      </w:r>
+    </w:p>
+    <w:p>
+      <w:r>
+        <w:t xml:space="preserve">(b) Hallucinations and delusions</w:t>
+      </w:r>
+    </w:p>
+    <w:p>
+      <w:r>
+        <w:t xml:space="preserve">(c) Grandiose ideas</w:t>
+      </w:r>
+    </w:p>
+    <w:p>
+      <w:r>
+        <w:t xml:space="preserve">(d) Loss of memory only</w:t>
+      </w:r>
+    </w:p>
+    <w:p>
+      <w:r>
+        <w:t xml:space="preserve">Answer: a</w:t>
+      </w:r>
+    </w:p>
+    <w:p>
+      <w:r>
+        <w:t xml:space="preserve">Solution: ✅ Correct Answer: a</w:t>
+      </w:r>
+    </w:p>
+    <w:p>
+      <w:r>
+        <w:t xml:space="preserve">🧠 Clinical Rationale: Conversion disorder produces loss of function — paralysis, blindness, mutism, or seizures — that is not explained by organic disease and is linked to psychological stress.</w:t>
+      </w:r>
+    </w:p>
+    <w:p>
+      <w:r>
+        <w:t xml:space="preserve">❌ Why Not Other Options?</w:t>
+      </w:r>
+    </w:p>
+    <w:p>
+      <w:r>
+        <w:t xml:space="preserve">(b) — Hallucinations and delusions belong to psychosis.</w:t>
+      </w:r>
+    </w:p>
+    <w:p>
+      <w:r>
+        <w:t xml:space="preserve">(c) — Grandiosity belongs to mania.</w:t>
+      </w:r>
+    </w:p>
+    <w:p>
+      <w:r>
+        <w:t xml:space="preserve">(d) — Memory loss alone suggests amnesia or dementia.</w:t>
+      </w:r>
+    </w:p>
+    <w:p>
+      <w:r>
+        <w:t xml:space="preserve">⚠️ Exam Trap: "Conversion = physical symptom without physical cause (e.g., a paralyzed arm with normal reflexes)." 'La belle indifférence' (calm about the symptom) is the classic clue.</w:t>
+      </w:r>
+    </w:p>
+    <w:p>
+      <w:r>
+        <w:t xml:space="preserve">💎 PNC Pearl: "A paralyzed arm with healthy nerves — conversion turns stress into a body symptom."</w:t>
+      </w:r>
+    </w:p>
+    <w:p>
+      <w:r>
+        <w:t xml:space="preserve">Positive Marks: 1</w:t>
+      </w:r>
+    </w:p>
+    <w:p>
+      <w:r>
+        <w:t xml:space="preserve">Negative Marks: 0.25</w:t>
+      </w:r>
+    </w:p>
+    <w:p>
+      <w:r>
+        <w:t xml:space="preserve"/>
+      </w:r>
+    </w:p>
+    <w:p>
+      <w:r>
+        <w:t xml:space="preserve">Question: The Kayakalp initiative of the Government of India aims to</w:t>
+      </w:r>
+    </w:p>
+    <w:p>
+      <w:r>
+        <w:t xml:space="preserve">(a) Promote cleanliness and infection control in public health facilities</w:t>
+      </w:r>
+    </w:p>
+    <w:p>
+      <w:r>
+        <w:t xml:space="preserve">(b) Provide free medicines for cancer</w:t>
+      </w:r>
+    </w:p>
+    <w:p>
+      <w:r>
+        <w:t xml:space="preserve">(c) Promote yoga</w:t>
+      </w:r>
+    </w:p>
+    <w:p>
+      <w:r>
+        <w:t xml:space="preserve">(d) Digitize health records only</w:t>
+      </w:r>
+    </w:p>
+    <w:p>
+      <w:r>
+        <w:t xml:space="preserve">Answer: a</w:t>
+      </w:r>
+    </w:p>
+    <w:p>
+      <w:r>
+        <w:t xml:space="preserve">Solution: ✅ Correct Answer: a</w:t>
+      </w:r>
+    </w:p>
+    <w:p>
+      <w:r>
+        <w:t xml:space="preserve">🧠 Clinical Rationale: Kayakalp awards public health facilities that maintain high standards of cleanliness, hygiene, and infection control — a Swachh Bharat-linked initiative for hospitals.</w:t>
+      </w:r>
+    </w:p>
+    <w:p>
+      <w:r>
+        <w:t xml:space="preserve">❌ Why Not Other Options?</w:t>
+      </w:r>
+    </w:p>
+    <w:p>
+      <w:r>
+        <w:t xml:space="preserve">(b) — Cancer medicines are under other programs.</w:t>
+      </w:r>
+    </w:p>
+    <w:p>
+      <w:r>
+        <w:t xml:space="preserve">(c) — Yoga promotion is a separate initiative.</w:t>
+      </w:r>
+    </w:p>
+    <w:p>
+      <w:r>
+        <w:t xml:space="preserve">(d) — Record digitization is under ABDM.</w:t>
+      </w:r>
+    </w:p>
+    <w:p>
+      <w:r>
+        <w:t xml:space="preserve">⚠️ Exam Trap: "Kayakalp = cleanliness and infection control awards for public health facilities" — the 'clean hospital' purpose is the exam answer.</w:t>
+      </w:r>
+    </w:p>
+    <w:p>
+      <w:r>
+        <w:t xml:space="preserve">💎 PNC Pearl: "Kayakalp rewards the cleanest hospitals — hygiene is the prize."</w:t>
+      </w:r>
+    </w:p>
+    <w:p>
+      <w:r>
+        <w:t xml:space="preserve">Positive Marks: 1</w:t>
+      </w:r>
+    </w:p>
+    <w:p>
+      <w:r>
+        <w:t xml:space="preserve">Negative Marks: 0.25</w:t>
+      </w:r>
+    </w:p>
+    <w:p>
+      <w:r>
+        <w:t xml:space="preserve"/>
+      </w:r>
+    </w:p>
+    <w:p>
+      <w:r>
+        <w:t xml:space="preserve">Question: The nurse should check the blood pressure before administering which class of drug?</w:t>
+      </w:r>
+    </w:p>
+    <w:p>
+      <w:r>
+        <w:t xml:space="preserve">(a) Antihypertensive drugs</w:t>
+      </w:r>
+    </w:p>
+    <w:p>
+      <w:r>
+        <w:t xml:space="preserve">(b) Antacids</w:t>
+      </w:r>
+    </w:p>
+    <w:p>
+      <w:r>
+        <w:t xml:space="preserve">(c) Vitamins</w:t>
+      </w:r>
+    </w:p>
+    <w:p>
+      <w:r>
+        <w:t xml:space="preserve">(d) Laxatives</w:t>
+      </w:r>
+    </w:p>
+    <w:p>
+      <w:r>
+        <w:t xml:space="preserve">Answer: a</w:t>
+      </w:r>
+    </w:p>
+    <w:p>
+      <w:r>
+        <w:t xml:space="preserve">Solution: ✅ Correct Answer: a</w:t>
+      </w:r>
+    </w:p>
+    <w:p>
+      <w:r>
+        <w:t xml:space="preserve">🧠 Clinical Rationale: Antihypertensives are held (and the physician notified) if the BP is low or the patient is symptomatic, so BP is checked before each dose.</w:t>
+      </w:r>
+    </w:p>
+    <w:p>
+      <w:r>
+        <w:t xml:space="preserve">❌ Why Not Other Options?</w:t>
+      </w:r>
+    </w:p>
+    <w:p>
+      <w:r>
+        <w:t xml:space="preserve">(b) — Antacids do not require a BP check.</w:t>
+      </w:r>
+    </w:p>
+    <w:p>
+      <w:r>
+        <w:t xml:space="preserve">(c) — Vitamins do not require a BP check.</w:t>
+      </w:r>
+    </w:p>
+    <w:p>
+      <w:r>
+        <w:t xml:space="preserve">(d) — Laxatives do not require a BP check.</w:t>
+      </w:r>
+    </w:p>
+    <w:p>
+      <w:r>
+        <w:t xml:space="preserve">⚠️ Exam Trap: "Antihypertensive = check BP first; digoxin = check pulse first; insulin = check glucose first" — the assessment-before-drug rule is a favourite medication-safety question.</w:t>
+      </w:r>
+    </w:p>
+    <w:p>
+      <w:r>
+        <w:t xml:space="preserve">💎 PNC Pearl: "Match the check to the drug — BP before antihypertensives, pulse before digoxin, sugar before insulin."</w:t>
+      </w:r>
+    </w:p>
+    <w:p>
+      <w:r>
+        <w:t xml:space="preserve">Positive Marks: 1</w:t>
+      </w:r>
+    </w:p>
+    <w:p>
+      <w:r>
+        <w:t xml:space="preserve">Negative Marks: 0.25</w:t>
+      </w:r>
+    </w:p>
+    <w:p>
+      <w:r>
+        <w:t xml:space="preserve"/>
+      </w:r>
+    </w:p>
+    <w:p>
+      <w:r>
+        <w:t xml:space="preserve">Question: A patient on an IV infusion suddenly develops dyspnea, chest pain and hypotension. The nurse suspects</w:t>
+      </w:r>
+    </w:p>
+    <w:p>
+      <w:r>
+        <w:t xml:space="preserve">(a) Air embolism</w:t>
+      </w:r>
+    </w:p>
+    <w:p>
+      <w:r>
+        <w:t xml:space="preserve">(b) Improved circulation</w:t>
+      </w:r>
+    </w:p>
+    <w:p>
+      <w:r>
+        <w:t xml:space="preserve">(c) A simple headache</w:t>
+      </w:r>
+    </w:p>
+    <w:p>
+      <w:r>
+        <w:t xml:space="preserve">(d) Hunger</w:t>
+      </w:r>
+    </w:p>
+    <w:p>
+      <w:r>
+        <w:t xml:space="preserve">Answer: a</w:t>
+      </w:r>
+    </w:p>
+    <w:p>
+      <w:r>
+        <w:t xml:space="preserve">Solution: ✅ Correct Answer: a</w:t>
+      </w:r>
+    </w:p>
+    <w:p>
+      <w:r>
+        <w:t xml:space="preserve">🧠 Clinical Rationale: Air entering the venous system causes sudden dyspnea, chest pain, and shock — the nurse stops the infusion, turns the patient onto the LEFT side in Trendelenburg (to trap air in the right atrium), and calls for help.</w:t>
+      </w:r>
+    </w:p>
+    <w:p>
+      <w:r>
+        <w:t xml:space="preserve">❌ Why Not Other Options?</w:t>
+      </w:r>
+    </w:p>
+    <w:p>
+      <w:r>
+        <w:t xml:space="preserve">(b) — These are emergency signs, never a normal response.</w:t>
+      </w:r>
+    </w:p>
+    <w:p>
+      <w:r>
+        <w:t xml:space="preserve">(c) — Headache is not the presentation.</w:t>
+      </w:r>
+    </w:p>
+    <w:p>
+      <w:r>
+        <w:t xml:space="preserve">(d) — Hunger does not cause chest pain and hypotension.</w:t>
+      </w:r>
+    </w:p>
+    <w:p>
+      <w:r>
+        <w:t xml:space="preserve">⚠️ Exam Trap: "IV + sudden dyspnea + chest pain = air embolism; position = left side head down" — the left-lateral Trendelenburg position is the exam answer.</w:t>
+      </w:r>
+    </w:p>
+    <w:p>
+      <w:r>
+        <w:t xml:space="preserve">💎 PNC Pearl: "Bubbles in the vein = left side, head down — trap the air in the right atrium."</w:t>
+      </w:r>
+    </w:p>
+    <w:p>
+      <w:r>
+        <w:t xml:space="preserve">Positive Marks: 1</w:t>
+      </w:r>
+    </w:p>
+    <w:p>
+      <w:r>
+        <w:t xml:space="preserve">Negative Marks: 0.25</w:t>
+      </w:r>
+    </w:p>
+    <w:p>
+      <w:r>
+        <w:t xml:space="preserve"/>
+      </w:r>
+    </w:p>
+    <w:p>
+      <w:r>
+        <w:t xml:space="preserve">Question: The main function of protein in the body is</w:t>
+      </w:r>
+    </w:p>
+    <w:p>
+      <w:r>
+        <w:t xml:space="preserve">(a) Growth and repair of tissues</w:t>
+      </w:r>
+    </w:p>
+    <w:p>
+      <w:r>
+        <w:t xml:space="preserve">(b) Providing only insulation</w:t>
+      </w:r>
+    </w:p>
+    <w:p>
+      <w:r>
+        <w:t xml:space="preserve">(c) Storing genetic information</w:t>
+      </w:r>
+    </w:p>
+    <w:p>
+      <w:r>
+        <w:t xml:space="preserve">(d) Transporting oxygen only</w:t>
+      </w:r>
+    </w:p>
+    <w:p>
+      <w:r>
+        <w:t xml:space="preserve">Answer: a</w:t>
+      </w:r>
+    </w:p>
+    <w:p>
+      <w:r>
+        <w:t xml:space="preserve">Solution: ✅ Correct Answer: a</w:t>
+      </w:r>
+    </w:p>
+    <w:p>
+      <w:r>
+        <w:t xml:space="preserve">🧠 Clinical Rationale: Proteins are the building blocks for growth, repair, and maintenance of tissues; they also form enzymes, hormones, and antibodies.</w:t>
+      </w:r>
+    </w:p>
+    <w:p>
+      <w:r>
+        <w:t xml:space="preserve">❌ Why Not Other Options?</w:t>
+      </w:r>
+    </w:p>
+    <w:p>
+      <w:r>
+        <w:t xml:space="preserve">(b) — Insulation is mainly FAT's job.</w:t>
+      </w:r>
+    </w:p>
+    <w:p>
+      <w:r>
+        <w:t xml:space="preserve">(c) — Genetic information is stored in DNA.</w:t>
+      </w:r>
+    </w:p>
+    <w:p>
+      <w:r>
+        <w:t xml:space="preserve">(d) — Oxygen transport is hemoglobin's specific role.</w:t>
+      </w:r>
+    </w:p>
+    <w:p>
+      <w:r>
+        <w:t xml:space="preserve">⚠️ Exam Trap: "Protein = building and repair (4 kcal/g); fat = insulation and energy (9 kcal/g); carbs = quick energy (4 kcal/g)" — the macronutrient-role table is a nutrition staple.</w:t>
+      </w:r>
+    </w:p>
+    <w:p>
+      <w:r>
+        <w:t xml:space="preserve">💎 PNC Pearl: "Protein builds and repairs; fat insulates; carbs fire up — each macronutrient has one headline job."</w:t>
+      </w:r>
+    </w:p>
+    <w:p>
+      <w:r>
+        <w:t xml:space="preserve">Positive Marks: 1</w:t>
+      </w:r>
+    </w:p>
+    <w:p>
+      <w:r>
+        <w:t xml:space="preserve">Negative Marks: 0.25</w:t>
+      </w:r>
+    </w:p>
+    <w:p>
+      <w:r>
+        <w:t xml:space="preserve">Question: A patient with a cervical spinal cord injury and neurogenic shock will present with</w:t>
+      </w:r>
+    </w:p>
+    <w:p>
+      <w:r>
+        <w:t xml:space="preserve">(a) Hypotension and bradycardia with warm, dry skin</w:t>
+      </w:r>
+    </w:p>
+    <w:p>
+      <w:r>
+        <w:t xml:space="preserve">(b) Hypertension and tachycardia</w:t>
+      </w:r>
+    </w:p>
+    <w:p>
+      <w:r>
+        <w:t xml:space="preserve">(c) High fever and cold skin</w:t>
+      </w:r>
+    </w:p>
+    <w:p>
+      <w:r>
+        <w:t xml:space="preserve">(d) Tachypnea with bounding pulses</w:t>
+      </w:r>
+    </w:p>
+    <w:p>
+      <w:r>
+        <w:t xml:space="preserve">Answer: a</w:t>
+      </w:r>
+    </w:p>
+    <w:p>
+      <w:r>
+        <w:t xml:space="preserve">Solution: ✅ Correct Answer: a</w:t>
+      </w:r>
+    </w:p>
+    <w:p>
+      <w:r>
+        <w:t xml:space="preserve">🧠 Clinical Rationale: Neurogenic shock from cord injury causes loss of sympathetic tone — massive vasodilation: hypotension, bradycardia, and warm, DRY skin below the lesion.</w:t>
+      </w:r>
+    </w:p>
+    <w:p>
+      <w:r>
+        <w:t xml:space="preserve">❌ Why Not Other Options?</w:t>
+      </w:r>
+    </w:p>
+    <w:p>
+      <w:r>
+        <w:t xml:space="preserve">(b) — Hypertension with tachycardia is the opposite physiology (e.g., pain or cardiogenic picture).</w:t>
+      </w:r>
+    </w:p>
+    <w:p>
+      <w:r>
+        <w:t xml:space="preserve">(c) — Fever with cold skin is not neurogenic shock.</w:t>
+      </w:r>
+    </w:p>
+    <w:p>
+      <w:r>
+        <w:t xml:space="preserve">(d) — Tachypnea with bounding pulses is not the neurogenic picture.</w:t>
+      </w:r>
+    </w:p>
+    <w:p>
+      <w:r>
+        <w:t xml:space="preserve">⚠️ Exam Trap: Neurogenic shock = "warm and DRY, slow heart, low pressure" — it is the ONE shock with bradycardia; every other shock (except cardiogenic with block) gives tachycardia.</w:t>
+      </w:r>
+    </w:p>
+    <w:p>
+      <w:r>
+        <w:t xml:space="preserve">💎 PNC Pearl: "Neurogenic shock is the warm, dry, slow shock — the cord's brake lines are cut."</w:t>
+      </w:r>
+    </w:p>
+    <w:p>
+      <w:r>
+        <w:t xml:space="preserve">Positive Marks: 1</w:t>
+      </w:r>
+    </w:p>
+    <w:p>
+      <w:r>
+        <w:t xml:space="preserve">Negative Marks: 0.25</w:t>
+      </w:r>
+    </w:p>
+    <w:p>
+      <w:r>
+        <w:t xml:space="preserve"/>
+      </w:r>
+    </w:p>
+    <w:p>
+      <w:r>
+        <w:t xml:space="preserve">Question: A patient is monitored closely in the first 24 hours after thyroidectomy for</w:t>
+      </w:r>
+    </w:p>
+    <w:p>
+      <w:r>
+        <w:t xml:space="preserve">(a) Airway obstruction due to hemorrhage or laryngeal edema</w:t>
+      </w:r>
+    </w:p>
+    <w:p>
+      <w:r>
+        <w:t xml:space="preserve">(b) Diarrhea</w:t>
+      </w:r>
+    </w:p>
+    <w:p>
+      <w:r>
+        <w:t xml:space="preserve">(c) Weight gain</w:t>
+      </w:r>
+    </w:p>
+    <w:p>
+      <w:r>
+        <w:t xml:space="preserve">(d) Constipation</w:t>
+      </w:r>
+    </w:p>
+    <w:p>
+      <w:r>
+        <w:t xml:space="preserve">Answer: a</w:t>
+      </w:r>
+    </w:p>
+    <w:p>
+      <w:r>
+        <w:t xml:space="preserve">Solution: ✅ Correct Answer: a</w:t>
+      </w:r>
+    </w:p>
+    <w:p>
+      <w:r>
+        <w:t xml:space="preserve">🧠 Clinical Rationale: Bleeding and laryngeal edema after thyroidectomy can compress the airway — the nurse keeps suction and a tracheostomy set ready at the bedside.</w:t>
+      </w:r>
+    </w:p>
+    <w:p>
+      <w:r>
+        <w:t xml:space="preserve">❌ Why Not Other Options?</w:t>
+      </w:r>
+    </w:p>
+    <w:p>
+      <w:r>
+        <w:t xml:space="preserve">(b) — Diarrhea is not a post-thyroidectomy concern.</w:t>
+      </w:r>
+    </w:p>
+    <w:p>
+      <w:r>
+        <w:t xml:space="preserve">(c) — Weight gain is not an early post-op risk.</w:t>
+      </w:r>
+    </w:p>
+    <w:p>
+      <w:r>
+        <w:t xml:space="preserve">(d) — Constipation is not the monitored danger.</w:t>
+      </w:r>
+    </w:p>
+    <w:p>
+      <w:r>
+        <w:t xml:space="preserve">⚠️ Exam Trap: "Post-thyroidectomy watch = airway (hemorrhage/edema), and check for hypocalcemia (tetany) from parathyroid injury" — the airway and calcium checks are the exam priorities.</w:t>
+      </w:r>
+    </w:p>
+    <w:p>
+      <w:r>
+        <w:t xml:space="preserve">💎 PNC Pearl: "After thyroid surgery, the airway is the prize — suction and tracheostomy tray at the ready."</w:t>
+      </w:r>
+    </w:p>
+    <w:p>
+      <w:r>
+        <w:t xml:space="preserve">Positive Marks: 1</w:t>
+      </w:r>
+    </w:p>
+    <w:p>
+      <w:r>
+        <w:t xml:space="preserve">Negative Marks: 0.25</w:t>
+      </w:r>
+    </w:p>
+    <w:p>
+      <w:r>
+        <w:t xml:space="preserve"/>
+      </w:r>
+    </w:p>
+    <w:p>
+      <w:r>
+        <w:t xml:space="preserve">Question: A patient with chronic anemia is most likely to report</w:t>
+      </w:r>
+    </w:p>
+    <w:p>
+      <w:r>
+        <w:t xml:space="preserve">(a) Fatigue, pallor and dyspnea on exertion</w:t>
+      </w:r>
+    </w:p>
+    <w:p>
+      <w:r>
+        <w:t xml:space="preserve">(b) Polycythemia</w:t>
+      </w:r>
+    </w:p>
+    <w:p>
+      <w:r>
+        <w:t xml:space="preserve">(c) Weight gain</w:t>
+      </w:r>
+    </w:p>
+    <w:p>
+      <w:r>
+        <w:t xml:space="preserve">(d) Excessive appetite</w:t>
+      </w:r>
+    </w:p>
+    <w:p>
+      <w:r>
+        <w:t xml:space="preserve">Answer: a</w:t>
+      </w:r>
+    </w:p>
+    <w:p>
+      <w:r>
+        <w:t xml:space="preserve">Solution: ✅ Correct Answer: a</w:t>
+      </w:r>
+    </w:p>
+    <w:p>
+      <w:r>
+        <w:t xml:space="preserve">🧠 Clinical Rationale: Reduced oxygen-carrying capacity causes fatigue, pallor, weakness, palpitations, and breathlessness on exertion.</w:t>
+      </w:r>
+    </w:p>
+    <w:p>
+      <w:r>
+        <w:t xml:space="preserve">❌ Why Not Other Options?</w:t>
+      </w:r>
+    </w:p>
+    <w:p>
+      <w:r>
+        <w:t xml:space="preserve">(b) — Polycythemia is the OPPOSITE — excess red cells.</w:t>
+      </w:r>
+    </w:p>
+    <w:p>
+      <w:r>
+        <w:t xml:space="preserve">(c) — Weight gain is not an anemia feature.</w:t>
+      </w:r>
+    </w:p>
+    <w:p>
+      <w:r>
+        <w:t xml:space="preserve">(d) — Excessive appetite is not an anemia feature.</w:t>
+      </w:r>
+    </w:p>
+    <w:p>
+      <w:r>
+        <w:t xml:space="preserve">⚠️ Exam Trap: "Anemia = pale, tired, breathless — the oxygen-starved symptom trio" — remember hemoglobin carries the oxygen the tissues are begging for.</w:t>
+      </w:r>
+    </w:p>
+    <w:p>
+      <w:r>
+        <w:t xml:space="preserve">💎 PNC Pearl: "Anemia whispers 'tired, pale, breathless' — the body is short on oxygen delivery."</w:t>
+      </w:r>
+    </w:p>
+    <w:p>
+      <w:r>
+        <w:t xml:space="preserve">Positive Marks: 1</w:t>
+      </w:r>
+    </w:p>
+    <w:p>
+      <w:r>
+        <w:t xml:space="preserve">Negative Marks: 0.25</w:t>
+      </w:r>
+    </w:p>
+    <w:p>
+      <w:r>
+        <w:t xml:space="preserve"/>
+      </w:r>
+    </w:p>
+    <w:p>
+      <w:r>
+        <w:t xml:space="preserve">Question: Amniotomy refers to</w:t>
+      </w:r>
+    </w:p>
+    <w:p>
+      <w:r>
+        <w:t xml:space="preserve">(a) Artificial rupture of the membranes</w:t>
+      </w:r>
+    </w:p>
+    <w:p>
+      <w:r>
+        <w:t xml:space="preserve">(b) An incision of the perineum</w:t>
+      </w:r>
+    </w:p>
+    <w:p>
+      <w:r>
+        <w:t xml:space="preserve">(c) Delivery by cesarean section</w:t>
+      </w:r>
+    </w:p>
+    <w:p>
+      <w:r>
+        <w:t xml:space="preserve">(d) Delivery with forceps</w:t>
+      </w:r>
+    </w:p>
+    <w:p>
+      <w:r>
+        <w:t xml:space="preserve">Answer: a</w:t>
+      </w:r>
+    </w:p>
+    <w:p>
+      <w:r>
+        <w:t xml:space="preserve">Solution: ✅ Correct Answer: a</w:t>
+      </w:r>
+    </w:p>
+    <w:p>
+      <w:r>
+        <w:t xml:space="preserve">🧠 Clinical Rationale: Amniotomy is the deliberate rupture of the amniotic membranes — to augment or induce labor, or to allow internal monitoring.</w:t>
+      </w:r>
+    </w:p>
+    <w:p>
+      <w:r>
+        <w:t xml:space="preserve">❌ Why Not Other Options?</w:t>
+      </w:r>
+    </w:p>
+    <w:p>
+      <w:r>
+        <w:t xml:space="preserve">(b) — An incision of the perineum is an EPISIOTOMY.</w:t>
+      </w:r>
+    </w:p>
+    <w:p>
+      <w:r>
+        <w:t xml:space="preserve">(c) — Cesarean delivery is a LOWER SEGMENT section.</w:t>
+      </w:r>
+    </w:p>
+    <w:p>
+      <w:r>
+        <w:t xml:space="preserve">(d) — Forceps delivery is an OPERATIVE vaginal delivery.</w:t>
+      </w:r>
+    </w:p>
+    <w:p>
+      <w:r>
+        <w:t xml:space="preserve">⚠️ Exam Trap: OB terminology — "amniotomy = break the waters; episiotomy = cut the perineum; cesarean = abdominal delivery" — the procedure-name match is a favourite OB question.</w:t>
+      </w:r>
+    </w:p>
+    <w:p>
+      <w:r>
+        <w:t xml:space="preserve">💎 PNC Pearl: "Amniotomy breaks the bag of waters on purpose; episiotomy cuts the perineum — two procedures, two names."</w:t>
+      </w:r>
+    </w:p>
+    <w:p>
+      <w:r>
+        <w:t xml:space="preserve">Positive Marks: 1</w:t>
+      </w:r>
+    </w:p>
+    <w:p>
+      <w:r>
+        <w:t xml:space="preserve">Negative Marks: 0.25</w:t>
+      </w:r>
+    </w:p>
+    <w:p>
+      <w:r>
+        <w:t xml:space="preserve"/>
+      </w:r>
+    </w:p>
+    <w:p>
+      <w:r>
+        <w:t xml:space="preserve">Question: A patient with anorexia nervosa has a distorted</w:t>
+      </w:r>
+    </w:p>
+    <w:p>
+      <w:r>
+        <w:t xml:space="preserve">(a) Body image with an intense fear of gaining weight</w:t>
+      </w:r>
+    </w:p>
+    <w:p>
+      <w:r>
+        <w:t xml:space="preserve">(b) Sense of hearing</w:t>
+      </w:r>
+    </w:p>
+    <w:p>
+      <w:r>
+        <w:t xml:space="preserve">(c) Sense of smell</w:t>
+      </w:r>
+    </w:p>
+    <w:p>
+      <w:r>
+        <w:t xml:space="preserve">(d) Memory of childhood</w:t>
+      </w:r>
+    </w:p>
+    <w:p>
+      <w:r>
+        <w:t xml:space="preserve">Answer: a</w:t>
+      </w:r>
+    </w:p>
+    <w:p>
+      <w:r>
+        <w:t xml:space="preserve">Solution: ✅ Correct Answer: a</w:t>
+      </w:r>
+    </w:p>
+    <w:p>
+      <w:r>
+        <w:t xml:space="preserve">🧠 Clinical Rationale: Anorexia nervosa features severe dietary restriction, an intense fear of weight gain, and a disturbed body image — the patient sees herself as fat despite emaciation.</w:t>
+      </w:r>
+    </w:p>
+    <w:p>
+      <w:r>
+        <w:t xml:space="preserve">❌ Why Not Other Options?</w:t>
+      </w:r>
+    </w:p>
+    <w:p>
+      <w:r>
+        <w:t xml:space="preserve">(b) — Hearing is unaffected.</w:t>
+      </w:r>
+    </w:p>
+    <w:p>
+      <w:r>
+        <w:t xml:space="preserve">(c) — Smell is unaffected.</w:t>
+      </w:r>
+    </w:p>
+    <w:p>
+      <w:r>
+        <w:t xml:space="preserve">(d) — Childhood memory is unaffected.</w:t>
+      </w:r>
+    </w:p>
+    <w:p>
+      <w:r>
+        <w:t xml:space="preserve">⚠️ Exam Trap: "Anorexia = distorted body image + fear of fatness + severe restriction." It is an eating disorder with the HIGHEST mortality of any psychiatric illness.</w:t>
+      </w:r>
+    </w:p>
+    <w:p>
+      <w:r>
+        <w:t xml:space="preserve">💎 PNC Pearl: "The mirror lies to the anorexic patient — thin as a rail, yet seen as fat."</w:t>
+      </w:r>
+    </w:p>
+    <w:p>
+      <w:r>
+        <w:t xml:space="preserve">Positive Marks: 1</w:t>
+      </w:r>
+    </w:p>
+    <w:p>
+      <w:r>
+        <w:t xml:space="preserve">Negative Marks: 0.25</w:t>
+      </w:r>
+    </w:p>
+    <w:p>
+      <w:r>
+        <w:t xml:space="preserve"/>
+      </w:r>
+    </w:p>
+    <w:p>
+      <w:r>
+        <w:t xml:space="preserve">Question: The primary functions of the small intestine are</w:t>
+      </w:r>
+    </w:p>
+    <w:p>
+      <w:r>
+        <w:t xml:space="preserve">(a) Digestion and absorption of nutrients</w:t>
+      </w:r>
+    </w:p>
+    <w:p>
+      <w:r>
+        <w:t xml:space="preserve">(b) Storage of feces</w:t>
+      </w:r>
+    </w:p>
+    <w:p>
+      <w:r>
+        <w:t xml:space="preserve">(c) Secretion of bile</w:t>
+      </w:r>
+    </w:p>
+    <w:p>
+      <w:r>
+        <w:t xml:space="preserve">(d) Filtration of blood</w:t>
+      </w:r>
+    </w:p>
+    <w:p>
+      <w:r>
+        <w:t xml:space="preserve">Answer: a</w:t>
+      </w:r>
+    </w:p>
+    <w:p>
+      <w:r>
+        <w:t xml:space="preserve">Solution: ✅ Correct Answer: a</w:t>
+      </w:r>
+    </w:p>
+    <w:p>
+      <w:r>
+        <w:t xml:space="preserve">🧠 Clinical Rationale: Most digestion and absorption of food occurs in the small intestine (duodenum, jejunum, ileum).</w:t>
+      </w:r>
+    </w:p>
+    <w:p>
+      <w:r>
+        <w:t xml:space="preserve">❌ Why Not Other Options?</w:t>
+      </w:r>
+    </w:p>
+    <w:p>
+      <w:r>
+        <w:t xml:space="preserve">(b) — Fecal storage is the LARGE intestine's (rectum) job.</w:t>
+      </w:r>
+    </w:p>
+    <w:p>
+      <w:r>
+        <w:t xml:space="preserve">(c) — Bile is secreted by the LIVER.</w:t>
+      </w:r>
+    </w:p>
+    <w:p>
+      <w:r>
+        <w:t xml:space="preserve">(d) — Blood filtration is the KIDNEYS' job.</w:t>
+      </w:r>
+    </w:p>
+    <w:p>
+      <w:r>
+        <w:t xml:space="preserve">⚠️ Exam Trap: Gut role map — "small intestine = digest + absorb; large intestine = water reabsorption + storage; liver = bile; kidneys = filtration."</w:t>
+      </w:r>
+    </w:p>
+    <w:p>
+      <w:r>
+        <w:t xml:space="preserve">💎 PNC Pearl: "The small intestine is the body's market — most nutrients enter here."</w:t>
+      </w:r>
+    </w:p>
+    <w:p>
+      <w:r>
+        <w:t xml:space="preserve">Positive Marks: 1</w:t>
+      </w:r>
+    </w:p>
+    <w:p>
+      <w:r>
+        <w:t xml:space="preserve">Negative Marks: 0.25</w:t>
+      </w:r>
+    </w:p>
+    <w:p>
+      <w:r>
+        <w:t xml:space="preserve"/>
+      </w:r>
+    </w:p>
+    <w:p>
+      <w:r>
+        <w:t xml:space="preserve">Question: Absence of fluctuation (tidaling) in the water-seal chamber of a chest drainage system may indicate</w:t>
+      </w:r>
+    </w:p>
+    <w:p>
+      <w:r>
+        <w:t xml:space="preserve">(a) A kink or blockage in the tubing</w:t>
+      </w:r>
+    </w:p>
+    <w:p>
+      <w:r>
+        <w:t xml:space="preserve">(b) Normal functioning</w:t>
+      </w:r>
+    </w:p>
+    <w:p>
+      <w:r>
+        <w:t xml:space="preserve">(c) Good drainage</w:t>
+      </w:r>
+    </w:p>
+    <w:p>
+      <w:r>
+        <w:t xml:space="preserve">(d) The patient is recovering</w:t>
+      </w:r>
+    </w:p>
+    <w:p>
+      <w:r>
+        <w:t xml:space="preserve">Answer: a</w:t>
+      </w:r>
+    </w:p>
+    <w:p>
+      <w:r>
+        <w:t xml:space="preserve">Solution: ✅ Correct Answer: a</w:t>
+      </w:r>
+    </w:p>
+    <w:p>
+      <w:r>
+        <w:t xml:space="preserve">🧠 Clinical Rationale: Tidaling — the water level rising and falling with respiration — is NORMAL; its absence suggests an obstruction, kink, or clamped tubing that must be investigated.</w:t>
+      </w:r>
+    </w:p>
+    <w:p>
+      <w:r>
+        <w:t xml:space="preserve">❌ Why Not Other Options?</w:t>
+      </w:r>
+    </w:p>
+    <w:p>
+      <w:r>
+        <w:t xml:space="preserve">(b) — Tidaling IS normal functioning; its absence is the problem.</w:t>
+      </w:r>
+    </w:p>
+    <w:p>
+      <w:r>
+        <w:t xml:space="preserve">(c) — Good drainage does not stop tidaling.</w:t>
+      </w:r>
+    </w:p>
+    <w:p>
+      <w:r>
+        <w:t xml:space="preserve">(d) — Recovery does not stop tidaling.</w:t>
+      </w:r>
+    </w:p>
+    <w:p>
+      <w:r>
+        <w:t xml:space="preserve">⚠️ Exam Trap: "Tidaling present = tube is open; absent = blocked (or lung fully expanded in late recovery — but kink/blockage first)." Also check for continuous bubbling = air leak.</w:t>
+      </w:r>
+    </w:p>
+    <w:p>
+      <w:r>
+        <w:t xml:space="preserve">💎 PNC Pearl: "The water seal should breathe with the patient — silence in the chamber means a blocked road."</w:t>
+      </w:r>
+    </w:p>
+    <w:p>
+      <w:r>
+        <w:t xml:space="preserve">Positive Marks: 1</w:t>
+      </w:r>
+    </w:p>
+    <w:p>
+      <w:r>
+        <w:t xml:space="preserve">Negative Marks: 0.25</w:t>
+      </w:r>
+    </w:p>
+    <w:p>
+      <w:r>
+        <w:t xml:space="preserve"/>
+      </w:r>
+    </w:p>
+    <w:p>
+      <w:r>
+        <w:t xml:space="preserve">Question: The purpose of random sampling in research is to</w:t>
+      </w:r>
+    </w:p>
+    <w:p>
+      <w:r>
+        <w:t xml:space="preserve">(a) Give every member of the population an equal chance of selection</w:t>
+      </w:r>
+    </w:p>
+    <w:p>
+      <w:r>
+        <w:t xml:space="preserve">(b) Select the most convenient subjects</w:t>
+      </w:r>
+    </w:p>
+    <w:p>
+      <w:r>
+        <w:t xml:space="preserve">(c) Ensure all subjects are identical</w:t>
+      </w:r>
+    </w:p>
+    <w:p>
+      <w:r>
+        <w:t xml:space="preserve">(d) Reduce the sample size artificially</w:t>
+      </w:r>
+    </w:p>
+    <w:p>
+      <w:r>
+        <w:t xml:space="preserve">Answer: a</w:t>
+      </w:r>
+    </w:p>
+    <w:p>
+      <w:r>
+        <w:t xml:space="preserve">Solution: ✅ Correct Answer: a</w:t>
+      </w:r>
+    </w:p>
+    <w:p>
+      <w:r>
+        <w:t xml:space="preserve">🧠 Clinical Rationale: Random sampling gives every population member an equal probability of inclusion — reducing selection bias and making the sample representative.</w:t>
+      </w:r>
+    </w:p>
+    <w:p>
+      <w:r>
+        <w:t xml:space="preserve">❌ Why Not Other Options?</w:t>
+      </w:r>
+    </w:p>
+    <w:p>
+      <w:r>
+        <w:t xml:space="preserve">(b) — Selecting convenient subjects is CONVENIENCE sampling.</w:t>
+      </w:r>
+    </w:p>
+    <w:p>
+      <w:r>
+        <w:t xml:space="preserve">(c) — Subjects are never identical.</w:t>
+      </w:r>
+    </w:p>
+    <w:p>
+      <w:r>
+        <w:t xml:space="preserve">(d) — Reducing sample size is not the purpose.</w:t>
+      </w:r>
+    </w:p>
+    <w:p>
+      <w:r>
+        <w:t xml:space="preserve">⚠️ Exam Trap: "Random = equal chance for all (reduces bias); convenient = whoever is easy to reach" — the sampling-method contrast is a research-methodology favourite.</w:t>
+      </w:r>
+    </w:p>
+    <w:p>
+      <w:r>
+        <w:t xml:space="preserve">💎 PNC Pearl: "Random sampling is a fair lottery — every member holds an equal ticket."</w:t>
+      </w:r>
+    </w:p>
+    <w:p>
+      <w:r>
+        <w:t xml:space="preserve">Positive Marks: 1</w:t>
+      </w:r>
+    </w:p>
+    <w:p>
+      <w:r>
+        <w:t xml:space="preserve">Negative Marks: 0.25</w:t>
+      </w:r>
+    </w:p>
+    <w:p>
+      <w:r>
+        <w:t xml:space="preserve"/>
+      </w:r>
+    </w:p>
+    <w:p>
+      <w:r>
+        <w:t xml:space="preserve">Question: In nursing, "accountability" means</w:t>
+      </w:r>
+    </w:p>
+    <w:p>
+      <w:r>
+        <w:t xml:space="preserve">(a) Being answerable for one's own actions and their outcomes</w:t>
+      </w:r>
+    </w:p>
+    <w:p>
+      <w:r>
+        <w:t xml:space="preserve">(b) Delegating all responsibilities</w:t>
+      </w:r>
+    </w:p>
+    <w:p>
+      <w:r>
+        <w:t xml:space="preserve">(c) Avoiding written documentation</w:t>
+      </w:r>
+    </w:p>
+    <w:p>
+      <w:r>
+        <w:t xml:space="preserve">(d) Following only verbal orders</w:t>
+      </w:r>
+    </w:p>
+    <w:p>
+      <w:r>
+        <w:t xml:space="preserve">Answer: a</w:t>
+      </w:r>
+    </w:p>
+    <w:p>
+      <w:r>
+        <w:t xml:space="preserve">Solution: ✅ Correct Answer: a</w:t>
+      </w:r>
+    </w:p>
+    <w:p>
+      <w:r>
+        <w:t xml:space="preserve">🧠 Clinical Rationale: Accountability obliges the nurse to accept responsibility for decisions and care delivered, and to justify them to patients, employers, and the profession.</w:t>
+      </w:r>
+    </w:p>
+    <w:p>
+      <w:r>
+        <w:t xml:space="preserve">❌ Why Not Other Options?</w:t>
+      </w:r>
+    </w:p>
+    <w:p>
+      <w:r>
+        <w:t xml:space="preserve">(b) — Delegation transfers tasks, not accountability.</w:t>
+      </w:r>
+    </w:p>
+    <w:p>
+      <w:r>
+        <w:t xml:space="preserve">(c) — Documentation is a legal duty, never avoided.</w:t>
+      </w:r>
+    </w:p>
+    <w:p>
+      <w:r>
+        <w:t xml:space="preserve">(d) — Verbal orders must be confirmed in writing.</w:t>
+      </w:r>
+    </w:p>
+    <w:p>
+      <w:r>
+        <w:t xml:space="preserve">⚠️ Exam Trap: "Delegation transfers the TASK, never the ACCOUNTABILITY" — the delegate-accountability distinction is a legal-nursing favourite.</w:t>
+      </w:r>
+    </w:p>
+    <w:p>
+      <w:r>
+        <w:t xml:space="preserve">💎 PNC Pearl: "You can hand over the task, but the answerability stays with you."</w:t>
+      </w:r>
+    </w:p>
+    <w:p>
+      <w:r>
+        <w:t xml:space="preserve">Positive Marks: 1</w:t>
+      </w:r>
+    </w:p>
+    <w:p>
+      <w:r>
+        <w:t xml:space="preserve">Negative Marks: 0.25</w:t>
+      </w:r>
+    </w:p>
+    <w:p>
+      <w:r>
+        <w:t xml:space="preserve"/>
+      </w:r>
+    </w:p>
+    <w:p>
+      <w:r>
+        <w:t xml:space="preserve">Question: A used insulin syringe with the needle attached should be disposed of by</w:t>
+      </w:r>
+    </w:p>
+    <w:p>
+      <w:r>
+        <w:t xml:space="preserve">(a) Placing it uncapped directly into a puncture-proof sharps container</w:t>
+      </w:r>
+    </w:p>
+    <w:p>
+      <w:r>
+        <w:t xml:space="preserve">(b) Recapping the needle first</w:t>
+      </w:r>
+    </w:p>
+    <w:p>
+      <w:r>
+        <w:t xml:space="preserve">(c) Throwing it into the general dustbin</w:t>
+      </w:r>
+    </w:p>
+    <w:p>
+      <w:r>
+        <w:t xml:space="preserve">(d) Flushing it down the toilet</w:t>
+      </w:r>
+    </w:p>
+    <w:p>
+      <w:r>
+        <w:t xml:space="preserve">Answer: a</w:t>
+      </w:r>
+    </w:p>
+    <w:p>
+      <w:r>
+        <w:t xml:space="preserve">Solution: ✅ Correct Answer: a</w:t>
+      </w:r>
+    </w:p>
+    <w:p>
+      <w:r>
+        <w:t xml:space="preserve">🧠 Clinical Rationale: Needles are NEVER recapped — they are discarded uncapped into a puncture-resistant sharps container to prevent needle-stick injuries.</w:t>
+      </w:r>
+    </w:p>
+    <w:p>
+      <w:r>
+        <w:t xml:space="preserve">❌ Why Not Other Options?</w:t>
+      </w:r>
+    </w:p>
+    <w:p>
+      <w:r>
+        <w:t xml:space="preserve">(b) — Recapping is the leading cause of needle-stick injuries.</w:t>
+      </w:r>
+    </w:p>
+    <w:p>
+      <w:r>
+        <w:t xml:space="preserve">(c) — General dustbins expose waste handlers to sticks.</w:t>
+      </w:r>
+    </w:p>
+    <w:p>
+      <w:r>
+        <w:t xml:space="preserve">(d) — Flushing spreads contamination.</w:t>
+      </w:r>
+    </w:p>
+    <w:p>
+      <w:r>
+        <w:t xml:space="preserve">⚠️ Exam Trap: "Never recap a used needle — the sharps container is the only destination." Recapping-by-hand is the most common cause of needlestick injuries.</w:t>
+      </w:r>
+    </w:p>
+    <w:p>
+      <w:r>
+        <w:t xml:space="preserve">💎 PNC Pearl: "No recapping, ever — the used needle goes straight into the sharps box."</w:t>
+      </w:r>
+    </w:p>
+    <w:p>
+      <w:r>
+        <w:t xml:space="preserve">Positive Marks: 1</w:t>
+      </w:r>
+    </w:p>
+    <w:p>
+      <w:r>
+        <w:t xml:space="preserve">Negative Marks: 0.25</w:t>
       </w:r>
     </w:p>
     <w:sectPr>
       <w:pgSz w:w="12240" w:h="15840"/>
-      <w:pgMar w:top="864" w:right="1008" w:bottom="864" w:left="1008" w:header="720" w:footer="720" w:gutter="0"/>
+      <w:pgMar w:top="1440" w:right="1800" w:bottom="1440" w:left="1800" w:header="720" w:footer="720" w:gutter="0"/>
       <w:cols w:space="720"/>
       <w:docGrid w:linePitch="360"/>
     </w:sectPr>
@@ -2535,10 +2065,6 @@
     <w:name w:val="Normal"/>
     <w:qFormat/>
     <w:rsid w:val="00FC693F"/>
-    <w:rPr>
-      <w:rFonts w:ascii="Calibri" w:hAnsi="Calibri"/>
-      <w:sz w:val="22"/>
-    </w:rPr>
   </w:style>
   <w:style w:type="paragraph" w:styleId="Header">
     <w:name w:val="header"/>
